--- a/inst/app/www/manuel/manuel_opesc_fr.docx
+++ b/inst/app/www/manuel/manuel_opesc_fr.docx
@@ -59,7 +59,7 @@
           <w:sz w:val="24"/>
           <w:szCs w:val="24"/>
         </w:rPr>
-        <w:t xml:space="preserve">Version 2.0</w:t>
+        <w:t xml:space="preserve">Version 2.1</w:t>
       </w:r>
     </w:p>
     <w:p>
@@ -100,7 +100,7 @@
           <w:sz w:val="22"/>
           <w:szCs w:val="22"/>
         </w:rPr>
-        <w:t xml:space="preserve">Août 2026</w:t>
+        <w:t xml:space="preserve">Septembre 2026</w:t>
       </w:r>
     </w:p>
     <w:p>
@@ -484,6 +484,33 @@
           <w:sz w:val="19"/>
           <w:szCs w:val="19"/>
         </w:rPr>
+        <w:t xml:space="preserve">Ce qui s'affiche au chargement</w:t>
+      </w:r>
+      <w:r>
+        <w:rPr>
+          <w:color w:val="5C6672"/>
+          <w:sz w:val="19"/>
+          <w:szCs w:val="19"/>
+        </w:rPr>
+        <w:t xml:space="preserve">	10</w:t>
+      </w:r>
+    </w:p>
+    <w:p>
+      <w:pPr>
+        <w:tabs>
+          <w:tab w:val="right" w:pos="9354" w:leader="dot"/>
+        </w:tabs>
+        <w:spacing w:after="30" w:line="240"/>
+        <w:ind w:left="340"/>
+      </w:pPr>
+      <w:r>
+        <w:rPr>
+          <w:b w:val="false"/>
+          <w:bCs w:val="false"/>
+          <w:color w:val="3C4650"/>
+          <w:sz w:val="19"/>
+          <w:szCs w:val="19"/>
+        </w:rPr>
         <w:t xml:space="preserve">Choisir une catégorie</w:t>
       </w:r>
       <w:r>
@@ -546,7 +573,7 @@
           <w:sz w:val="19"/>
           <w:szCs w:val="19"/>
         </w:rPr>
-        <w:t xml:space="preserve">	10</w:t>
+        <w:t xml:space="preserve">	11</w:t>
       </w:r>
     </w:p>
     <w:p>
@@ -627,7 +654,7 @@
           <w:sz w:val="19"/>
           <w:szCs w:val="19"/>
         </w:rPr>
-        <w:t xml:space="preserve">	11</w:t>
+        <w:t xml:space="preserve">	12</w:t>
       </w:r>
     </w:p>
     <w:p>
@@ -707,7 +734,7 @@
           <w:sz w:val="19"/>
           <w:szCs w:val="19"/>
         </w:rPr>
-        <w:t xml:space="preserve">	12</w:t>
+        <w:t xml:space="preserve">	13</w:t>
       </w:r>
     </w:p>
     <w:p>
@@ -733,7 +760,7 @@
           <w:sz w:val="19"/>
           <w:szCs w:val="19"/>
         </w:rPr>
-        <w:t xml:space="preserve">	13</w:t>
+        <w:t xml:space="preserve">	14</w:t>
       </w:r>
     </w:p>
     <w:p>
@@ -832,7 +859,7 @@
           <w:sz w:val="19"/>
           <w:szCs w:val="19"/>
         </w:rPr>
-        <w:t xml:space="preserve">Configurer la recherche sur le web</w:t>
+        <w:t xml:space="preserve">La définition et sa source</w:t>
       </w:r>
       <w:r>
         <w:rPr>
@@ -840,7 +867,34 @@
           <w:sz w:val="19"/>
           <w:szCs w:val="19"/>
         </w:rPr>
-        <w:t xml:space="preserve">	14</w:t>
+        <w:t xml:space="preserve">	16</w:t>
+      </w:r>
+    </w:p>
+    <w:p>
+      <w:pPr>
+        <w:tabs>
+          <w:tab w:val="right" w:pos="9354" w:leader="dot"/>
+        </w:tabs>
+        <w:spacing w:after="30" w:line="240"/>
+        <w:ind w:left="340"/>
+      </w:pPr>
+      <w:r>
+        <w:rPr>
+          <w:b w:val="false"/>
+          <w:bCs w:val="false"/>
+          <w:color w:val="3C4650"/>
+          <w:sz w:val="19"/>
+          <w:szCs w:val="19"/>
+        </w:rPr>
+        <w:t xml:space="preserve">Configurer la recherche sur le web</w:t>
+      </w:r>
+      <w:r>
+        <w:rPr>
+          <w:color w:val="5C6672"/>
+          <w:sz w:val="19"/>
+          <w:szCs w:val="19"/>
+        </w:rPr>
+        <w:t xml:space="preserve">	16</w:t>
       </w:r>
     </w:p>
     <w:p>
@@ -893,7 +947,7 @@
           <w:sz w:val="19"/>
           <w:szCs w:val="19"/>
         </w:rPr>
-        <w:t xml:space="preserve">	16</w:t>
+        <w:t xml:space="preserve">	17</w:t>
       </w:r>
     </w:p>
     <w:p>
@@ -920,7 +974,7 @@
           <w:sz w:val="19"/>
           <w:szCs w:val="19"/>
         </w:rPr>
-        <w:t xml:space="preserve">	16</w:t>
+        <w:t xml:space="preserve">	17</w:t>
       </w:r>
     </w:p>
     <w:p>
@@ -1000,7 +1054,7 @@
           <w:sz w:val="19"/>
           <w:szCs w:val="19"/>
         </w:rPr>
-        <w:t xml:space="preserve">	17</w:t>
+        <w:t xml:space="preserve">	18</w:t>
       </w:r>
     </w:p>
     <w:p>
@@ -1019,7 +1073,7 @@
           <w:sz w:val="19"/>
           <w:szCs w:val="19"/>
         </w:rPr>
-        <w:t xml:space="preserve">Les deux catégories de matières premières</w:t>
+        <w:t xml:space="preserve">La catégorie des matières premières</w:t>
       </w:r>
       <w:r>
         <w:rPr>
@@ -1027,7 +1081,7 @@
           <w:sz w:val="19"/>
           <w:szCs w:val="19"/>
         </w:rPr>
-        <w:t xml:space="preserve">	17</w:t>
+        <w:t xml:space="preserve">	18</w:t>
       </w:r>
     </w:p>
     <w:p>
@@ -1188,7 +1242,7 @@
           <w:sz w:val="19"/>
           <w:szCs w:val="19"/>
         </w:rPr>
-        <w:t xml:space="preserve">	18</w:t>
+        <w:t xml:space="preserve">	19</w:t>
       </w:r>
     </w:p>
     <w:p>
@@ -1215,7 +1269,7 @@
           <w:sz w:val="19"/>
           <w:szCs w:val="19"/>
         </w:rPr>
-        <w:t xml:space="preserve">	18</w:t>
+        <w:t xml:space="preserve">	19</w:t>
       </w:r>
     </w:p>
     <w:p>
@@ -1349,7 +1403,7 @@
           <w:sz w:val="19"/>
           <w:szCs w:val="19"/>
         </w:rPr>
-        <w:t xml:space="preserve">	19</w:t>
+        <w:t xml:space="preserve">	20</w:t>
       </w:r>
     </w:p>
     <w:p>
@@ -1376,7 +1430,7 @@
           <w:sz w:val="19"/>
           <w:szCs w:val="19"/>
         </w:rPr>
-        <w:t xml:space="preserve">	19</w:t>
+        <w:t xml:space="preserve">	20</w:t>
       </w:r>
     </w:p>
     <w:p>
@@ -1456,7 +1510,7 @@
           <w:sz w:val="19"/>
           <w:szCs w:val="19"/>
         </w:rPr>
-        <w:t xml:space="preserve">	20</w:t>
+        <w:t xml:space="preserve">	21</w:t>
       </w:r>
     </w:p>
     <w:p>
@@ -1483,7 +1537,7 @@
           <w:sz w:val="19"/>
           <w:szCs w:val="19"/>
         </w:rPr>
-        <w:t xml:space="preserve">	20</w:t>
+        <w:t xml:space="preserve">	21</w:t>
       </w:r>
     </w:p>
     <w:p>
@@ -1671,7 +1725,7 @@
           <w:sz w:val="19"/>
           <w:szCs w:val="19"/>
         </w:rPr>
-        <w:t xml:space="preserve">	21</w:t>
+        <w:t xml:space="preserve">	22</w:t>
       </w:r>
     </w:p>
     <w:p>
@@ -1698,7 +1752,7 @@
           <w:sz w:val="19"/>
           <w:szCs w:val="19"/>
         </w:rPr>
-        <w:t xml:space="preserve">	21</w:t>
+        <w:t xml:space="preserve">	30</w:t>
       </w:r>
     </w:p>
     <w:p>
@@ -1724,7 +1778,7 @@
           <w:sz w:val="19"/>
           <w:szCs w:val="19"/>
         </w:rPr>
-        <w:t xml:space="preserve">	22</w:t>
+        <w:t xml:space="preserve">	30</w:t>
       </w:r>
     </w:p>
     <w:p>
@@ -1776,7 +1830,7 @@
           <w:sz w:val="19"/>
           <w:szCs w:val="19"/>
         </w:rPr>
-        <w:t xml:space="preserve">	30</w:t>
+        <w:t xml:space="preserve">	</w:t>
       </w:r>
     </w:p>
     <w:p>
@@ -1802,7 +1856,7 @@
           <w:sz w:val="19"/>
           <w:szCs w:val="19"/>
         </w:rPr>
-        <w:t xml:space="preserve">	30</w:t>
+        <w:t xml:space="preserve">	</w:t>
       </w:r>
     </w:p>
     <w:p>
@@ -1969,7 +2023,7 @@
           <w:sz w:val="21"/>
           <w:szCs w:val="21"/>
         </w:rPr>
-        <w:t xml:space="preserve">Table 9.1. Ce qui distingue C01 et C15</w:t>
+        <w:t xml:space="preserve">Table 9. Fréquences reconnues</w:t>
       </w:r>
     </w:p>
     <w:p>
@@ -1986,24 +2040,7 @@
           <w:sz w:val="21"/>
           <w:szCs w:val="21"/>
         </w:rPr>
-        <w:t xml:space="preserve">Table 10. Fréquences reconnues</w:t>
-      </w:r>
-    </w:p>
-    <w:p>
-      <w:pPr>
-        <w:spacing w:after="70" w:line="288"/>
-        <w:jc w:val="left"/>
-      </w:pPr>
-      <w:r>
-        <w:rPr>
-          <w:b w:val="false"/>
-          <w:bCs w:val="false"/>
-          <w:i w:val="false"/>
-          <w:iCs w:val="false"/>
-          <w:sz w:val="21"/>
-          <w:szCs w:val="21"/>
-        </w:rPr>
-        <w:t xml:space="preserve">Table 11. Termes employés dans ce manuel</w:t>
+        <w:t xml:space="preserve">Table 10. Termes employés dans ce manuel</w:t>
       </w:r>
     </w:p>
     <w:p>
@@ -2563,7 +2600,7 @@
                 <w:sz w:val="18"/>
                 <w:szCs w:val="18"/>
               </w:rPr>
-              <w:t xml:space="preserve">341</w:t>
+              <w:t xml:space="preserve">313</w:t>
             </w:r>
           </w:p>
         </w:tc>
@@ -2617,7 +2654,7 @@
                 <w:sz w:val="18"/>
                 <w:szCs w:val="18"/>
               </w:rPr>
-              <w:t xml:space="preserve">15</w:t>
+              <w:t xml:space="preserve">14</w:t>
             </w:r>
           </w:p>
         </w:tc>
@@ -2829,7 +2866,7 @@
                 <w:sz w:val="18"/>
                 <w:szCs w:val="18"/>
               </w:rPr>
-              <w:t xml:space="preserve">3, plus un fichier livré</w:t>
+              <w:t xml:space="preserve">3, plus un fichier importé</w:t>
             </w:r>
           </w:p>
         </w:tc>
@@ -3855,7 +3892,7 @@
           <w:sz w:val="21"/>
           <w:szCs w:val="21"/>
         </w:rPr>
-        <w:t xml:space="preserve">La traduction couvre l'interface, les libellés des quinze catégories, ceux des 341 indicateurs et leurs unités. Les noms de pays sont fournis en anglais par la Banque mondiale.</w:t>
+        <w:t xml:space="preserve">La traduction couvre l'interface, les libellés des quatorze catégories, ceux des 313 indicateurs et leurs unités. Les noms de pays sont fournis en anglais par la Banque mondiale.</w:t>
       </w:r>
     </w:p>
     <w:p>
@@ -4150,7 +4187,7 @@
         <w:pStyle w:val="Heading2"/>
       </w:pPr>
       <w:r>
-        <w:t xml:space="preserve">4.1 Choisir une catégorie</w:t>
+        <w:t xml:space="preserve">4.1 Ce qui s'affiche au chargement</w:t>
       </w:r>
     </w:p>
     <w:p>
@@ -4167,7 +4204,49 @@
           <w:sz w:val="21"/>
           <w:szCs w:val="21"/>
         </w:rPr>
-        <w:t xml:space="preserve">Le premier cadre présente les quinze catégories, dans un ordre qui suit la logique d'une note de conjoncture : les matières premières, puis le secteur réel, les finances publiques, le secteur monétaire, le secteur extérieur, les changes et les taux.</w:t>
+        <w:t xml:space="preserve">Le tableau de bord trace d'emblée la croissance du produit intérieur brut par habitant pour le Cameroun, en annuel, et la base de données ouvre sur une catégorie alimentée. Cette sélection se remplace au premier filtre appliqué.</w:t>
+      </w:r>
+    </w:p>
+    <w:p>
+      <w:pPr>
+        <w:spacing w:after="140" w:line="288"/>
+        <w:jc w:val="both"/>
+      </w:pPr>
+      <w:r>
+        <w:rPr>
+          <w:b w:val="false"/>
+          <w:bCs w:val="false"/>
+          <w:i w:val="false"/>
+          <w:iCs w:val="false"/>
+          <w:sz w:val="21"/>
+          <w:szCs w:val="21"/>
+        </w:rPr>
+        <w:t xml:space="preserve">Un écran vide au premier abord n'apprend rien, et un tableau vide laisse même croire que la base l'est aussi.</w:t>
+      </w:r>
+    </w:p>
+    <w:p>
+      <w:pPr>
+        <w:pStyle w:val="Heading2"/>
+      </w:pPr>
+      <w:r>
+        <w:t xml:space="preserve">4.2 Choisir une catégorie</w:t>
+      </w:r>
+    </w:p>
+    <w:p>
+      <w:pPr>
+        <w:spacing w:after="140" w:line="288"/>
+        <w:jc w:val="both"/>
+      </w:pPr>
+      <w:r>
+        <w:rPr>
+          <w:b w:val="false"/>
+          <w:bCs w:val="false"/>
+          <w:i w:val="false"/>
+          <w:iCs w:val="false"/>
+          <w:sz w:val="21"/>
+          <w:szCs w:val="21"/>
+        </w:rPr>
+        <w:t xml:space="preserve">Le premier cadre présente les quatorze catégories, dans un ordre qui suit la logique d'une note de conjoncture : les matières premières, puis le secteur réel, les finances publiques, le secteur monétaire, le secteur extérieur, les changes et les taux.</w:t>
       </w:r>
     </w:p>
     <w:p>
@@ -4192,7 +4271,7 @@
         <w:pStyle w:val="Heading2"/>
       </w:pPr>
       <w:r>
-        <w:t xml:space="preserve">4.2 La barre de filtres</w:t>
+        <w:t xml:space="preserve">4.3 La barre de filtres</w:t>
       </w:r>
     </w:p>
     <w:p>
@@ -4392,7 +4471,7 @@
         <w:pStyle w:val="Heading2"/>
       </w:pPr>
       <w:r>
-        <w:t xml:space="preserve">4.3 Superposer plusieurs séries</w:t>
+        <w:t xml:space="preserve">4.4 Superposer plusieurs séries</w:t>
       </w:r>
     </w:p>
     <w:p>
@@ -4519,7 +4598,7 @@
         <w:pStyle w:val="Heading2"/>
       </w:pPr>
       <w:r>
-        <w:t xml:space="preserve">4.4 Les quatre représentations</w:t>
+        <w:t xml:space="preserve">4.5 Les quatre représentations</w:t>
       </w:r>
     </w:p>
     <w:tbl>
@@ -5066,7 +5145,7 @@
         <w:pStyle w:val="Heading2"/>
       </w:pPr>
       <w:r>
-        <w:t xml:space="preserve">4.5 Projections</w:t>
+        <w:t xml:space="preserve">4.6 Projections</w:t>
       </w:r>
     </w:p>
     <w:p>
@@ -5533,7 +5612,7 @@
         <w:pStyle w:val="Heading2"/>
       </w:pPr>
       <w:r>
-        <w:t xml:space="preserve">4.6 Exporter</w:t>
+        <w:t xml:space="preserve">4.7 Exporter</w:t>
       </w:r>
     </w:p>
     <w:p>
@@ -6372,7 +6451,7 @@
           <w:sz w:val="21"/>
           <w:szCs w:val="21"/>
         </w:rPr>
-        <w:t xml:space="preserve">Dès deux caractères saisis, une liste de complétion apparaît sous le champ. Elle puise dans le glossaire, les quinze catégories et les libellés des indicateurs : les propositions portent donc sur ce que la plateforme sait effectivement traiter, et non sur un dictionnaire général.</w:t>
+        <w:t xml:space="preserve">Dès deux caractères saisis, une liste de complétion apparaît sous le champ. Elle puise dans le glossaire, les quatorze catégories et les libellés des indicateurs : les propositions portent donc sur ce que la plateforme sait effectivement traiter, et non sur un dictionnaire général.</w:t>
       </w:r>
     </w:p>
     <w:p>
@@ -6380,7 +6459,134 @@
         <w:pStyle w:val="Heading2"/>
       </w:pPr>
       <w:r>
-        <w:t xml:space="preserve">7.3 Configurer la recherche sur le web</w:t>
+        <w:t xml:space="preserve">7.3 La définition et sa source</w:t>
+      </w:r>
+    </w:p>
+    <w:p>
+      <w:pPr>
+        <w:spacing w:after="140" w:line="288"/>
+        <w:jc w:val="both"/>
+      </w:pPr>
+      <w:r>
+        <w:rPr>
+          <w:b w:val="false"/>
+          <w:bCs w:val="false"/>
+          <w:i w:val="false"/>
+          <w:iCs w:val="false"/>
+          <w:sz w:val="21"/>
+          <w:szCs w:val="21"/>
+        </w:rPr>
+        <w:t xml:space="preserve">Chaque indicateur affiché porte sa définition, et sous elle le nom de l'institution qui en répond. La Banque mondiale publie, pour chacune de ses séries, un texte de définition et l'organisme qui l'établit : les deux sont repris tels quels.</w:t>
+      </w:r>
+    </w:p>
+    <w:p>
+      <w:pPr>
+        <w:spacing w:after="140" w:line="288"/>
+        <w:jc w:val="both"/>
+      </w:pPr>
+      <w:r>
+        <w:rPr>
+          <w:b w:val="false"/>
+          <w:bCs w:val="false"/>
+          <w:i w:val="false"/>
+          <w:iCs w:val="false"/>
+          <w:sz w:val="21"/>
+          <w:szCs w:val="21"/>
+        </w:rPr>
+        <w:t xml:space="preserve">Pour les notions générales, les définitions du glossaire renvoient au manuel dont elles sont tirées : le Système de comptabilité nationale pour le produit intérieur brut, le Manuel de la balance des paiements pour le compte courant, les résolutions de la Conférence internationale des statisticiens du travail pour le chômage.</w:t>
+      </w:r>
+    </w:p>
+    <w:tbl>
+      <w:tblPr>
+        <w:tblW w:type="dxa" w:w="9354"/>
+        <w:tblBorders>
+          <w:top w:val="single" w:color="auto" w:sz="4"/>
+          <w:left w:val="single" w:color="auto" w:sz="4"/>
+          <w:bottom w:val="single" w:color="auto" w:sz="4"/>
+          <w:right w:val="single" w:color="auto" w:sz="4"/>
+          <w:insideH w:val="single" w:color="auto" w:sz="4"/>
+          <w:insideV w:val="single" w:color="auto" w:sz="4"/>
+        </w:tblBorders>
+      </w:tblPr>
+      <w:tblGrid>
+        <w:gridCol w:w="9354"/>
+      </w:tblGrid>
+      <w:tr>
+        <w:tc>
+          <w:tcPr>
+            <w:tcW w:type="dxa" w:w="9354"/>
+            <w:tcBorders>
+              <w:top w:val="single" w:color="9A9A9A" w:sz="4"/>
+              <w:left w:val="single" w:color="9A9A9A" w:sz="4"/>
+              <w:bottom w:val="single" w:color="9A9A9A" w:sz="4"/>
+              <w:right w:val="single" w:color="9A9A9A" w:sz="4"/>
+            </w:tcBorders>
+            <w:shd w:fill="EFEFEF" w:color="auto" w:val="clear"/>
+            <w:tcMar>
+              <w:top w:type="dxa" w:w="60"/>
+              <w:left w:type="dxa" w:w="90"/>
+              <w:bottom w:type="dxa" w:w="60"/>
+              <w:right w:type="dxa" w:w="90"/>
+            </w:tcMar>
+          </w:tcPr>
+          <w:p>
+            <w:pPr>
+              <w:spacing w:after="70" w:line="276"/>
+              <w:jc w:val="left"/>
+            </w:pPr>
+            <w:r>
+              <w:rPr>
+                <w:b/>
+                <w:bCs/>
+                <w:color w:val="000000"/>
+                <w:sz w:val="19"/>
+                <w:szCs w:val="19"/>
+              </w:rPr>
+              <w:t xml:space="preserve">Pourquoi la source est toujours nommée</w:t>
+            </w:r>
+          </w:p>
+          <w:p>
+            <w:pPr>
+              <w:spacing w:after="0" w:line="276"/>
+              <w:jc w:val="both"/>
+            </w:pPr>
+            <w:r>
+              <w:rPr>
+                <w:b w:val="false"/>
+                <w:bCs w:val="false"/>
+                <w:color w:val="000000"/>
+                <w:sz w:val="19"/>
+                <w:szCs w:val="19"/>
+              </w:rPr>
+              <w:t xml:space="preserve">Une définition sans source ne vaut rien dans un document administratif : celle de la Banque mondiale engage la Banque mondiale, une définition anonyme n'engage personne. C'est aussi ce qui permet de citer la référence dans une note sans avoir à la rechercher.</w:t>
+            </w:r>
+          </w:p>
+        </w:tc>
+      </w:tr>
+    </w:tbl>
+    <w:p>
+      <w:pPr>
+        <w:spacing w:after="200" w:line="288"/>
+        <w:jc w:val="both"/>
+      </w:pPr>
+      <w:r>
+        <w:rPr>
+          <w:b w:val="false"/>
+          <w:bCs w:val="false"/>
+          <w:i w:val="false"/>
+          <w:iCs w:val="false"/>
+          <w:sz w:val="21"/>
+          <w:szCs w:val="21"/>
+        </w:rPr>
+        <w:t xml:space="preserve"/>
+      </w:r>
+    </w:p>
+    <w:p>
+      <w:pPr>
+        <w:pStyle w:val="Heading2"/>
+      </w:pPr>
+      <w:r>
+        <w:t xml:space="preserve">7.4 Configurer la recherche sur le web</w:t>
       </w:r>
     </w:p>
     <w:p>
@@ -7727,287 +7933,7 @@
         <w:pStyle w:val="Heading2"/>
       </w:pPr>
       <w:r>
-        <w:t xml:space="preserve">9.3 Les deux catégories de matières premières</w:t>
-      </w:r>
-    </w:p>
-    <w:tbl>
-      <w:tblPr>
-        <w:tblW w:type="dxa" w:w="9354"/>
-        <w:tblBorders>
-          <w:top w:val="single" w:color="auto" w:sz="4"/>
-          <w:left w:val="single" w:color="auto" w:sz="4"/>
-          <w:bottom w:val="single" w:color="auto" w:sz="4"/>
-          <w:right w:val="single" w:color="auto" w:sz="4"/>
-          <w:insideH w:val="single" w:color="auto" w:sz="4"/>
-          <w:insideV w:val="single" w:color="auto" w:sz="4"/>
-        </w:tblBorders>
-      </w:tblPr>
-      <w:tblGrid>
-        <w:gridCol w:w="2500"/>
-        <w:gridCol w:w="3500"/>
-        <w:gridCol w:w="3354"/>
-      </w:tblGrid>
-      <w:tr>
-        <w:trPr>
-          <w:tblHeader/>
-        </w:trPr>
-        <w:tc>
-          <w:tcPr>
-            <w:tcW w:type="dxa" w:w="2500"/>
-            <w:shd w:fill="3A3A3A" w:color="auto" w:val="clear"/>
-            <w:tcMar>
-              <w:top w:type="dxa" w:w="60"/>
-              <w:left w:type="dxa" w:w="90"/>
-              <w:bottom w:type="dxa" w:w="60"/>
-              <w:right w:type="dxa" w:w="90"/>
-            </w:tcMar>
-          </w:tcPr>
-          <w:p>
-            <w:pPr>
-              <w:spacing w:after="0" w:line="240"/>
-              <w:jc w:val="left"/>
-            </w:pPr>
-            <w:r>
-              <w:rPr>
-                <w:b/>
-                <w:bCs/>
-                <w:color w:val="FFFFFF"/>
-                <w:sz w:val="18"/>
-                <w:szCs w:val="18"/>
-              </w:rPr>
-              <w:t xml:space="preserve">Catégorie</w:t>
-            </w:r>
-          </w:p>
-        </w:tc>
-        <w:tc>
-          <w:tcPr>
-            <w:tcW w:type="dxa" w:w="3500"/>
-            <w:shd w:fill="3A3A3A" w:color="auto" w:val="clear"/>
-            <w:tcMar>
-              <w:top w:type="dxa" w:w="60"/>
-              <w:left w:type="dxa" w:w="90"/>
-              <w:bottom w:type="dxa" w:w="60"/>
-              <w:right w:type="dxa" w:w="90"/>
-            </w:tcMar>
-          </w:tcPr>
-          <w:p>
-            <w:pPr>
-              <w:spacing w:after="0" w:line="240"/>
-              <w:jc w:val="left"/>
-            </w:pPr>
-            <w:r>
-              <w:rPr>
-                <w:b/>
-                <w:bCs/>
-                <w:color w:val="FFFFFF"/>
-                <w:sz w:val="18"/>
-                <w:szCs w:val="18"/>
-              </w:rPr>
-              <w:t xml:space="preserve">Contenu</w:t>
-            </w:r>
-          </w:p>
-        </w:tc>
-        <w:tc>
-          <w:tcPr>
-            <w:tcW w:type="dxa" w:w="3354"/>
-            <w:shd w:fill="3A3A3A" w:color="auto" w:val="clear"/>
-            <w:tcMar>
-              <w:top w:type="dxa" w:w="60"/>
-              <w:left w:type="dxa" w:w="90"/>
-              <w:bottom w:type="dxa" w:w="60"/>
-              <w:right w:type="dxa" w:w="90"/>
-            </w:tcMar>
-          </w:tcPr>
-          <w:p>
-            <w:pPr>
-              <w:spacing w:after="0" w:line="240"/>
-              <w:jc w:val="left"/>
-            </w:pPr>
-            <w:r>
-              <w:rPr>
-                <w:b/>
-                <w:bCs/>
-                <w:color w:val="FFFFFF"/>
-                <w:sz w:val="18"/>
-                <w:szCs w:val="18"/>
-              </w:rPr>
-              <w:t xml:space="preserve">Usage</w:t>
-            </w:r>
-          </w:p>
-        </w:tc>
-      </w:tr>
-      <w:tr>
-        <w:tc>
-          <w:tcPr>
-            <w:tcW w:type="dxa" w:w="2500"/>
-            <w:tcMar>
-              <w:top w:type="dxa" w:w="60"/>
-              <w:left w:type="dxa" w:w="90"/>
-              <w:bottom w:type="dxa" w:w="60"/>
-              <w:right w:type="dxa" w:w="90"/>
-            </w:tcMar>
-          </w:tcPr>
-          <w:p>
-            <w:pPr>
-              <w:spacing w:after="0" w:line="240"/>
-              <w:jc w:val="left"/>
-            </w:pPr>
-            <w:r>
-              <w:rPr>
-                <w:color w:val="000000"/>
-                <w:sz w:val="18"/>
-                <w:szCs w:val="18"/>
-              </w:rPr>
-              <w:t xml:space="preserve">C01, Matières premières</w:t>
-            </w:r>
-          </w:p>
-        </w:tc>
-        <w:tc>
-          <w:tcPr>
-            <w:tcW w:type="dxa" w:w="3500"/>
-            <w:tcMar>
-              <w:top w:type="dxa" w:w="60"/>
-              <w:left w:type="dxa" w:w="90"/>
-              <w:bottom w:type="dxa" w:w="60"/>
-              <w:right w:type="dxa" w:w="90"/>
-            </w:tcMar>
-          </w:tcPr>
-          <w:p>
-            <w:pPr>
-              <w:spacing w:after="0" w:line="240"/>
-              <w:jc w:val="left"/>
-            </w:pPr>
-            <w:r>
-              <w:rPr>
-                <w:color w:val="000000"/>
-                <w:sz w:val="18"/>
-                <w:szCs w:val="18"/>
-              </w:rPr>
-              <w:t xml:space="preserve">28 cours principaux, sélectionnés</w:t>
-            </w:r>
-          </w:p>
-        </w:tc>
-        <w:tc>
-          <w:tcPr>
-            <w:tcW w:type="dxa" w:w="3354"/>
-            <w:tcMar>
-              <w:top w:type="dxa" w:w="60"/>
-              <w:left w:type="dxa" w:w="90"/>
-              <w:bottom w:type="dxa" w:w="60"/>
-              <w:right w:type="dxa" w:w="90"/>
-            </w:tcMar>
-          </w:tcPr>
-          <w:p>
-            <w:pPr>
-              <w:spacing w:after="0" w:line="240"/>
-              <w:jc w:val="left"/>
-            </w:pPr>
-            <w:r>
-              <w:rPr>
-                <w:color w:val="000000"/>
-                <w:sz w:val="18"/>
-                <w:szCs w:val="18"/>
-              </w:rPr>
-              <w:t xml:space="preserve">Suivi courant, tableau de bord</w:t>
-            </w:r>
-          </w:p>
-        </w:tc>
-      </w:tr>
-      <w:tr>
-        <w:tc>
-          <w:tcPr>
-            <w:tcW w:type="dxa" w:w="2500"/>
-            <w:shd w:fill="F2F2F2" w:color="auto" w:val="clear"/>
-            <w:tcMar>
-              <w:top w:type="dxa" w:w="60"/>
-              <w:left w:type="dxa" w:w="90"/>
-              <w:bottom w:type="dxa" w:w="60"/>
-              <w:right w:type="dxa" w:w="90"/>
-            </w:tcMar>
-          </w:tcPr>
-          <w:p>
-            <w:pPr>
-              <w:spacing w:after="0" w:line="240"/>
-              <w:jc w:val="left"/>
-            </w:pPr>
-            <w:r>
-              <w:rPr>
-                <w:color w:val="000000"/>
-                <w:sz w:val="18"/>
-                <w:szCs w:val="18"/>
-              </w:rPr>
-              <w:t xml:space="preserve">C15, Matières premières commodityPrice</w:t>
-            </w:r>
-          </w:p>
-        </w:tc>
-        <w:tc>
-          <w:tcPr>
-            <w:tcW w:type="dxa" w:w="3500"/>
-            <w:shd w:fill="F2F2F2" w:color="auto" w:val="clear"/>
-            <w:tcMar>
-              <w:top w:type="dxa" w:w="60"/>
-              <w:left w:type="dxa" w:w="90"/>
-              <w:bottom w:type="dxa" w:w="60"/>
-              <w:right w:type="dxa" w:w="90"/>
-            </w:tcMar>
-          </w:tcPr>
-          <w:p>
-            <w:pPr>
-              <w:spacing w:after="0" w:line="240"/>
-              <w:jc w:val="left"/>
-            </w:pPr>
-            <w:r>
-              <w:rPr>
-                <w:color w:val="000000"/>
-                <w:sz w:val="18"/>
-                <w:szCs w:val="18"/>
-              </w:rPr>
-              <w:t xml:space="preserve">108 produits, catalogue complet du fichier</w:t>
-            </w:r>
-          </w:p>
-        </w:tc>
-        <w:tc>
-          <w:tcPr>
-            <w:tcW w:type="dxa" w:w="3354"/>
-            <w:shd w:fill="F2F2F2" w:color="auto" w:val="clear"/>
-            <w:tcMar>
-              <w:top w:type="dxa" w:w="60"/>
-              <w:left w:type="dxa" w:w="90"/>
-              <w:bottom w:type="dxa" w:w="60"/>
-              <w:right w:type="dxa" w:w="90"/>
-            </w:tcMar>
-          </w:tcPr>
-          <w:p>
-            <w:pPr>
-              <w:spacing w:after="0" w:line="240"/>
-              <w:jc w:val="left"/>
-            </w:pPr>
-            <w:r>
-              <w:rPr>
-                <w:color w:val="000000"/>
-                <w:sz w:val="18"/>
-                <w:szCs w:val="18"/>
-              </w:rPr>
-              <w:t xml:space="preserve">Recherche exhaustive, produits rares</w:t>
-            </w:r>
-          </w:p>
-        </w:tc>
-      </w:tr>
-    </w:tbl>
-    <w:p>
-      <w:pPr>
-        <w:spacing w:after="220" w:before="90"/>
-        <w:jc w:val="center"/>
-      </w:pPr>
-      <w:r>
-        <w:rPr>
-          <w:i/>
-          <w:iCs/>
-          <w:color w:val="5C6672"/>
-          <w:sz w:val="17"/>
-          <w:szCs w:val="17"/>
-        </w:rPr>
-        <w:t xml:space="preserve">Table 9.1. Ce qui distingue C01 et C15</w:t>
+        <w:t xml:space="preserve">9.3 La catégorie des matières premières</w:t>
       </w:r>
     </w:p>
     <w:p>
@@ -8024,7 +7950,41 @@
           <w:sz w:val="21"/>
           <w:szCs w:val="21"/>
         </w:rPr>
-        <w:t xml:space="preserve">La catégorie C15 comporte des indices agrégés, les métaux de la transition énergétique, les terres rares, les thés par origine. Quatorze séries du fichier ont été écartées : ce sont des taux de change, que leur code fait reconnaître, et qui n'ont pas leur place dans une catégorie de produits.</w:t>
+        <w:t xml:space="preserve">La catégorie C15 rassemble les 108 produits du fichier téléchargé : indices agrégés, métaux précieux et métaux de la transition énergétique, terres rares, céréales, oléagineux, viandes, produits de la mer, bois, engrais, thés par origine.</w:t>
+      </w:r>
+    </w:p>
+    <w:p>
+      <w:pPr>
+        <w:spacing w:after="140" w:line="288"/>
+        <w:jc w:val="both"/>
+      </w:pPr>
+      <w:r>
+        <w:rPr>
+          <w:b w:val="false"/>
+          <w:bCs w:val="false"/>
+          <w:i w:val="false"/>
+          <w:iCs w:val="false"/>
+          <w:sz w:val="21"/>
+          <w:szCs w:val="21"/>
+        </w:rPr>
+        <w:t xml:space="preserve">Une catégorie plus restreinte, limitée à vingt-huit cours principaux, avait d'abord existé. Elle a été supprimée : elle faisait double emploi, et sa voie d'alimentation automatique n'a jamais abouti. Mieux vaut une catégorie complète qu'un doublon partiel.</w:t>
+      </w:r>
+    </w:p>
+    <w:p>
+      <w:pPr>
+        <w:spacing w:after="140" w:line="288"/>
+        <w:jc w:val="both"/>
+      </w:pPr>
+      <w:r>
+        <w:rPr>
+          <w:b w:val="false"/>
+          <w:bCs w:val="false"/>
+          <w:i w:val="false"/>
+          <w:iCs w:val="false"/>
+          <w:sz w:val="21"/>
+          <w:szCs w:val="21"/>
+        </w:rPr>
+        <w:t xml:space="preserve">Quatorze séries du fichier sont écartées à l'import. Ce sont des taux de change, que leur code fait reconnaître, et qui n'ont pas leur place dans une catégorie de produits. Elles restent disponibles dans la catégorie des taux de change.</w:t>
       </w:r>
     </w:p>
     <w:p>
@@ -9179,2380 +9139,7 @@
           <w:sz w:val="21"/>
           <w:szCs w:val="21"/>
         </w:rPr>
-        <w:t xml:space="preserve">Les tableaux qui suivent recensent les 341 indicateurs actifs, par catégorie. Le code de collecte est celui utilisé auprès du fournisseur : il ne doit pas être modifié. Sauf mention contraire, la fréquence est annuelle ; les cours de produits de base sont mensuels et doublés d'une moyenne annuelle.</w:t>
-      </w:r>
-    </w:p>
-    <w:p>
-      <w:pPr>
-        <w:pStyle w:val="Heading2"/>
-      </w:pPr>
-      <w:r>
-        <w:t xml:space="preserve">C01. Matières premières</w:t>
-      </w:r>
-    </w:p>
-    <w:tbl>
-      <w:tblPr>
-        <w:tblW w:type="dxa" w:w="9354"/>
-        <w:tblBorders>
-          <w:top w:val="single" w:color="auto" w:sz="4"/>
-          <w:left w:val="single" w:color="auto" w:sz="4"/>
-          <w:bottom w:val="single" w:color="auto" w:sz="4"/>
-          <w:right w:val="single" w:color="auto" w:sz="4"/>
-          <w:insideH w:val="single" w:color="auto" w:sz="4"/>
-          <w:insideV w:val="single" w:color="auto" w:sz="4"/>
-        </w:tblBorders>
-      </w:tblPr>
-      <w:tblGrid>
-        <w:gridCol w:w="4300"/>
-        <w:gridCol w:w="2300"/>
-        <w:gridCol w:w="2754"/>
-      </w:tblGrid>
-      <w:tr>
-        <w:trPr>
-          <w:tblHeader/>
-        </w:trPr>
-        <w:tc>
-          <w:tcPr>
-            <w:tcW w:type="dxa" w:w="4300"/>
-            <w:shd w:fill="3A3A3A" w:color="auto" w:val="clear"/>
-            <w:tcMar>
-              <w:top w:type="dxa" w:w="24"/>
-              <w:left w:type="dxa" w:w="70"/>
-              <w:bottom w:type="dxa" w:w="24"/>
-              <w:right w:type="dxa" w:w="70"/>
-            </w:tcMar>
-          </w:tcPr>
-          <w:p>
-            <w:pPr>
-              <w:spacing w:after="0" w:line="200"/>
-              <w:jc w:val="left"/>
-            </w:pPr>
-            <w:r>
-              <w:rPr>
-                <w:b/>
-                <w:bCs/>
-                <w:color w:val="FFFFFF"/>
-                <w:sz w:val="15"/>
-                <w:szCs w:val="15"/>
-              </w:rPr>
-              <w:t xml:space="preserve">Indicateur</w:t>
-            </w:r>
-          </w:p>
-        </w:tc>
-        <w:tc>
-          <w:tcPr>
-            <w:tcW w:type="dxa" w:w="2300"/>
-            <w:shd w:fill="3A3A3A" w:color="auto" w:val="clear"/>
-            <w:tcMar>
-              <w:top w:type="dxa" w:w="24"/>
-              <w:left w:type="dxa" w:w="70"/>
-              <w:bottom w:type="dxa" w:w="24"/>
-              <w:right w:type="dxa" w:w="70"/>
-            </w:tcMar>
-          </w:tcPr>
-          <w:p>
-            <w:pPr>
-              <w:spacing w:after="0" w:line="200"/>
-              <w:jc w:val="left"/>
-            </w:pPr>
-            <w:r>
-              <w:rPr>
-                <w:b/>
-                <w:bCs/>
-                <w:color w:val="FFFFFF"/>
-                <w:sz w:val="15"/>
-                <w:szCs w:val="15"/>
-              </w:rPr>
-              <w:t xml:space="preserve">Code de collecte</w:t>
-            </w:r>
-          </w:p>
-        </w:tc>
-        <w:tc>
-          <w:tcPr>
-            <w:tcW w:type="dxa" w:w="2754"/>
-            <w:shd w:fill="3A3A3A" w:color="auto" w:val="clear"/>
-            <w:tcMar>
-              <w:top w:type="dxa" w:w="24"/>
-              <w:left w:type="dxa" w:w="70"/>
-              <w:bottom w:type="dxa" w:w="24"/>
-              <w:right w:type="dxa" w:w="70"/>
-            </w:tcMar>
-          </w:tcPr>
-          <w:p>
-            <w:pPr>
-              <w:spacing w:after="0" w:line="200"/>
-              <w:jc w:val="left"/>
-            </w:pPr>
-            <w:r>
-              <w:rPr>
-                <w:b/>
-                <w:bCs/>
-                <w:color w:val="FFFFFF"/>
-                <w:sz w:val="15"/>
-                <w:szCs w:val="15"/>
-              </w:rPr>
-              <w:t xml:space="preserve">Unité</w:t>
-            </w:r>
-          </w:p>
-        </w:tc>
-      </w:tr>
-      <w:tr>
-        <w:tc>
-          <w:tcPr>
-            <w:tcW w:type="dxa" w:w="4300"/>
-            <w:tcMar>
-              <w:top w:type="dxa" w:w="24"/>
-              <w:left w:type="dxa" w:w="70"/>
-              <w:bottom w:type="dxa" w:w="24"/>
-              <w:right w:type="dxa" w:w="70"/>
-            </w:tcMar>
-          </w:tcPr>
-          <w:p>
-            <w:pPr>
-              <w:spacing w:after="0" w:line="200"/>
-              <w:jc w:val="left"/>
-            </w:pPr>
-            <w:r>
-              <w:rPr>
-                <w:color w:val="000000"/>
-                <w:sz w:val="15"/>
-                <w:szCs w:val="15"/>
-              </w:rPr>
-              <w:t xml:space="preserve">Aluminium</w:t>
-            </w:r>
-          </w:p>
-        </w:tc>
-        <w:tc>
-          <w:tcPr>
-            <w:tcW w:type="dxa" w:w="2300"/>
-            <w:tcMar>
-              <w:top w:type="dxa" w:w="24"/>
-              <w:left w:type="dxa" w:w="70"/>
-              <w:bottom w:type="dxa" w:w="24"/>
-              <w:right w:type="dxa" w:w="70"/>
-            </w:tcMar>
-          </w:tcPr>
-          <w:p>
-            <w:pPr>
-              <w:spacing w:after="0" w:line="200"/>
-              <w:jc w:val="left"/>
-            </w:pPr>
-            <w:r>
-              <w:rPr>
-                <w:rFonts w:ascii="Consolas" w:cs="Consolas" w:eastAsia="Consolas" w:hAnsi="Consolas"/>
-                <w:color w:val="000000"/>
-                <w:sz w:val="15"/>
-                <w:szCs w:val="15"/>
-              </w:rPr>
-              <w:t xml:space="preserve">PALUM</w:t>
-            </w:r>
-          </w:p>
-        </w:tc>
-        <w:tc>
-          <w:tcPr>
-            <w:tcW w:type="dxa" w:w="2754"/>
-            <w:tcMar>
-              <w:top w:type="dxa" w:w="24"/>
-              <w:left w:type="dxa" w:w="70"/>
-              <w:bottom w:type="dxa" w:w="24"/>
-              <w:right w:type="dxa" w:w="70"/>
-            </w:tcMar>
-          </w:tcPr>
-          <w:p>
-            <w:pPr>
-              <w:spacing w:after="0" w:line="200"/>
-              <w:jc w:val="left"/>
-            </w:pPr>
-            <w:r>
-              <w:rPr>
-                <w:color w:val="000000"/>
-                <w:sz w:val="15"/>
-                <w:szCs w:val="15"/>
-              </w:rPr>
-              <w:t xml:space="preserve">USD / tonne</w:t>
-            </w:r>
-          </w:p>
-        </w:tc>
-      </w:tr>
-      <w:tr>
-        <w:tc>
-          <w:tcPr>
-            <w:tcW w:type="dxa" w:w="4300"/>
-            <w:shd w:fill="F2F2F2" w:color="auto" w:val="clear"/>
-            <w:tcMar>
-              <w:top w:type="dxa" w:w="24"/>
-              <w:left w:type="dxa" w:w="70"/>
-              <w:bottom w:type="dxa" w:w="24"/>
-              <w:right w:type="dxa" w:w="70"/>
-            </w:tcMar>
-          </w:tcPr>
-          <w:p>
-            <w:pPr>
-              <w:spacing w:after="0" w:line="200"/>
-              <w:jc w:val="left"/>
-            </w:pPr>
-            <w:r>
-              <w:rPr>
-                <w:color w:val="000000"/>
-                <w:sz w:val="15"/>
-                <w:szCs w:val="15"/>
-              </w:rPr>
-              <w:t xml:space="preserve">Bananes</w:t>
-            </w:r>
-          </w:p>
-        </w:tc>
-        <w:tc>
-          <w:tcPr>
-            <w:tcW w:type="dxa" w:w="2300"/>
-            <w:shd w:fill="F2F2F2" w:color="auto" w:val="clear"/>
-            <w:tcMar>
-              <w:top w:type="dxa" w:w="24"/>
-              <w:left w:type="dxa" w:w="70"/>
-              <w:bottom w:type="dxa" w:w="24"/>
-              <w:right w:type="dxa" w:w="70"/>
-            </w:tcMar>
-          </w:tcPr>
-          <w:p>
-            <w:pPr>
-              <w:spacing w:after="0" w:line="200"/>
-              <w:jc w:val="left"/>
-            </w:pPr>
-            <w:r>
-              <w:rPr>
-                <w:rFonts w:ascii="Consolas" w:cs="Consolas" w:eastAsia="Consolas" w:hAnsi="Consolas"/>
-                <w:color w:val="000000"/>
-                <w:sz w:val="15"/>
-                <w:szCs w:val="15"/>
-              </w:rPr>
-              <w:t xml:space="preserve">PBANSOP</w:t>
-            </w:r>
-          </w:p>
-        </w:tc>
-        <w:tc>
-          <w:tcPr>
-            <w:tcW w:type="dxa" w:w="2754"/>
-            <w:shd w:fill="F2F2F2" w:color="auto" w:val="clear"/>
-            <w:tcMar>
-              <w:top w:type="dxa" w:w="24"/>
-              <w:left w:type="dxa" w:w="70"/>
-              <w:bottom w:type="dxa" w:w="24"/>
-              <w:right w:type="dxa" w:w="70"/>
-            </w:tcMar>
-          </w:tcPr>
-          <w:p>
-            <w:pPr>
-              <w:spacing w:after="0" w:line="200"/>
-              <w:jc w:val="left"/>
-            </w:pPr>
-            <w:r>
-              <w:rPr>
-                <w:color w:val="000000"/>
-                <w:sz w:val="15"/>
-                <w:szCs w:val="15"/>
-              </w:rPr>
-              <w:t xml:space="preserve">USD / tonne</w:t>
-            </w:r>
-          </w:p>
-        </w:tc>
-      </w:tr>
-      <w:tr>
-        <w:tc>
-          <w:tcPr>
-            <w:tcW w:type="dxa" w:w="4300"/>
-            <w:tcMar>
-              <w:top w:type="dxa" w:w="24"/>
-              <w:left w:type="dxa" w:w="70"/>
-              <w:bottom w:type="dxa" w:w="24"/>
-              <w:right w:type="dxa" w:w="70"/>
-            </w:tcMar>
-          </w:tcPr>
-          <w:p>
-            <w:pPr>
-              <w:spacing w:after="0" w:line="200"/>
-              <w:jc w:val="left"/>
-            </w:pPr>
-            <w:r>
-              <w:rPr>
-                <w:color w:val="000000"/>
-                <w:sz w:val="15"/>
-                <w:szCs w:val="15"/>
-              </w:rPr>
-              <w:t xml:space="preserve">Blé</w:t>
-            </w:r>
-          </w:p>
-        </w:tc>
-        <w:tc>
-          <w:tcPr>
-            <w:tcW w:type="dxa" w:w="2300"/>
-            <w:tcMar>
-              <w:top w:type="dxa" w:w="24"/>
-              <w:left w:type="dxa" w:w="70"/>
-              <w:bottom w:type="dxa" w:w="24"/>
-              <w:right w:type="dxa" w:w="70"/>
-            </w:tcMar>
-          </w:tcPr>
-          <w:p>
-            <w:pPr>
-              <w:spacing w:after="0" w:line="200"/>
-              <w:jc w:val="left"/>
-            </w:pPr>
-            <w:r>
-              <w:rPr>
-                <w:rFonts w:ascii="Consolas" w:cs="Consolas" w:eastAsia="Consolas" w:hAnsi="Consolas"/>
-                <w:color w:val="000000"/>
-                <w:sz w:val="15"/>
-                <w:szCs w:val="15"/>
-              </w:rPr>
-              <w:t xml:space="preserve">PWHEAMT</w:t>
-            </w:r>
-          </w:p>
-        </w:tc>
-        <w:tc>
-          <w:tcPr>
-            <w:tcW w:type="dxa" w:w="2754"/>
-            <w:tcMar>
-              <w:top w:type="dxa" w:w="24"/>
-              <w:left w:type="dxa" w:w="70"/>
-              <w:bottom w:type="dxa" w:w="24"/>
-              <w:right w:type="dxa" w:w="70"/>
-            </w:tcMar>
-          </w:tcPr>
-          <w:p>
-            <w:pPr>
-              <w:spacing w:after="0" w:line="200"/>
-              <w:jc w:val="left"/>
-            </w:pPr>
-            <w:r>
-              <w:rPr>
-                <w:color w:val="000000"/>
-                <w:sz w:val="15"/>
-                <w:szCs w:val="15"/>
-              </w:rPr>
-              <w:t xml:space="preserve">USD / tonne</w:t>
-            </w:r>
-          </w:p>
-        </w:tc>
-      </w:tr>
-      <w:tr>
-        <w:tc>
-          <w:tcPr>
-            <w:tcW w:type="dxa" w:w="4300"/>
-            <w:shd w:fill="F2F2F2" w:color="auto" w:val="clear"/>
-            <w:tcMar>
-              <w:top w:type="dxa" w:w="24"/>
-              <w:left w:type="dxa" w:w="70"/>
-              <w:bottom w:type="dxa" w:w="24"/>
-              <w:right w:type="dxa" w:w="70"/>
-            </w:tcMar>
-          </w:tcPr>
-          <w:p>
-            <w:pPr>
-              <w:spacing w:after="0" w:line="200"/>
-              <w:jc w:val="left"/>
-            </w:pPr>
-            <w:r>
-              <w:rPr>
-                <w:color w:val="000000"/>
-                <w:sz w:val="15"/>
-                <w:szCs w:val="15"/>
-              </w:rPr>
-              <w:t xml:space="preserve">Cacao</w:t>
-            </w:r>
-          </w:p>
-        </w:tc>
-        <w:tc>
-          <w:tcPr>
-            <w:tcW w:type="dxa" w:w="2300"/>
-            <w:shd w:fill="F2F2F2" w:color="auto" w:val="clear"/>
-            <w:tcMar>
-              <w:top w:type="dxa" w:w="24"/>
-              <w:left w:type="dxa" w:w="70"/>
-              <w:bottom w:type="dxa" w:w="24"/>
-              <w:right w:type="dxa" w:w="70"/>
-            </w:tcMar>
-          </w:tcPr>
-          <w:p>
-            <w:pPr>
-              <w:spacing w:after="0" w:line="200"/>
-              <w:jc w:val="left"/>
-            </w:pPr>
-            <w:r>
-              <w:rPr>
-                <w:rFonts w:ascii="Consolas" w:cs="Consolas" w:eastAsia="Consolas" w:hAnsi="Consolas"/>
-                <w:color w:val="000000"/>
-                <w:sz w:val="15"/>
-                <w:szCs w:val="15"/>
-              </w:rPr>
-              <w:t xml:space="preserve">PCOCO</w:t>
-            </w:r>
-          </w:p>
-        </w:tc>
-        <w:tc>
-          <w:tcPr>
-            <w:tcW w:type="dxa" w:w="2754"/>
-            <w:shd w:fill="F2F2F2" w:color="auto" w:val="clear"/>
-            <w:tcMar>
-              <w:top w:type="dxa" w:w="24"/>
-              <w:left w:type="dxa" w:w="70"/>
-              <w:bottom w:type="dxa" w:w="24"/>
-              <w:right w:type="dxa" w:w="70"/>
-            </w:tcMar>
-          </w:tcPr>
-          <w:p>
-            <w:pPr>
-              <w:spacing w:after="0" w:line="200"/>
-              <w:jc w:val="left"/>
-            </w:pPr>
-            <w:r>
-              <w:rPr>
-                <w:color w:val="000000"/>
-                <w:sz w:val="15"/>
-                <w:szCs w:val="15"/>
-              </w:rPr>
-              <w:t xml:space="preserve">USD / tonne</w:t>
-            </w:r>
-          </w:p>
-        </w:tc>
-      </w:tr>
-      <w:tr>
-        <w:tc>
-          <w:tcPr>
-            <w:tcW w:type="dxa" w:w="4300"/>
-            <w:tcMar>
-              <w:top w:type="dxa" w:w="24"/>
-              <w:left w:type="dxa" w:w="70"/>
-              <w:bottom w:type="dxa" w:w="24"/>
-              <w:right w:type="dxa" w:w="70"/>
-            </w:tcMar>
-          </w:tcPr>
-          <w:p>
-            <w:pPr>
-              <w:spacing w:after="0" w:line="200"/>
-              <w:jc w:val="left"/>
-            </w:pPr>
-            <w:r>
-              <w:rPr>
-                <w:color w:val="000000"/>
-                <w:sz w:val="15"/>
-                <w:szCs w:val="15"/>
-              </w:rPr>
-              <w:t xml:space="preserve">Café, arabicas doux</w:t>
-            </w:r>
-          </w:p>
-        </w:tc>
-        <w:tc>
-          <w:tcPr>
-            <w:tcW w:type="dxa" w:w="2300"/>
-            <w:tcMar>
-              <w:top w:type="dxa" w:w="24"/>
-              <w:left w:type="dxa" w:w="70"/>
-              <w:bottom w:type="dxa" w:w="24"/>
-              <w:right w:type="dxa" w:w="70"/>
-            </w:tcMar>
-          </w:tcPr>
-          <w:p>
-            <w:pPr>
-              <w:spacing w:after="0" w:line="200"/>
-              <w:jc w:val="left"/>
-            </w:pPr>
-            <w:r>
-              <w:rPr>
-                <w:rFonts w:ascii="Consolas" w:cs="Consolas" w:eastAsia="Consolas" w:hAnsi="Consolas"/>
-                <w:color w:val="000000"/>
-                <w:sz w:val="15"/>
-                <w:szCs w:val="15"/>
-              </w:rPr>
-              <w:t xml:space="preserve">PCOFFOTM</w:t>
-            </w:r>
-          </w:p>
-        </w:tc>
-        <w:tc>
-          <w:tcPr>
-            <w:tcW w:type="dxa" w:w="2754"/>
-            <w:tcMar>
-              <w:top w:type="dxa" w:w="24"/>
-              <w:left w:type="dxa" w:w="70"/>
-              <w:bottom w:type="dxa" w:w="24"/>
-              <w:right w:type="dxa" w:w="70"/>
-            </w:tcMar>
-          </w:tcPr>
-          <w:p>
-            <w:pPr>
-              <w:spacing w:after="0" w:line="200"/>
-              <w:jc w:val="left"/>
-            </w:pPr>
-            <w:r>
-              <w:rPr>
-                <w:color w:val="000000"/>
-                <w:sz w:val="15"/>
-                <w:szCs w:val="15"/>
-              </w:rPr>
-              <w:t xml:space="preserve">cents US / livre</w:t>
-            </w:r>
-          </w:p>
-        </w:tc>
-      </w:tr>
-      <w:tr>
-        <w:tc>
-          <w:tcPr>
-            <w:tcW w:type="dxa" w:w="4300"/>
-            <w:shd w:fill="F2F2F2" w:color="auto" w:val="clear"/>
-            <w:tcMar>
-              <w:top w:type="dxa" w:w="24"/>
-              <w:left w:type="dxa" w:w="70"/>
-              <w:bottom w:type="dxa" w:w="24"/>
-              <w:right w:type="dxa" w:w="70"/>
-            </w:tcMar>
-          </w:tcPr>
-          <w:p>
-            <w:pPr>
-              <w:spacing w:after="0" w:line="200"/>
-              <w:jc w:val="left"/>
-            </w:pPr>
-            <w:r>
-              <w:rPr>
-                <w:color w:val="000000"/>
-                <w:sz w:val="15"/>
-                <w:szCs w:val="15"/>
-              </w:rPr>
-              <w:t xml:space="preserve">Café, robusta</w:t>
-            </w:r>
-          </w:p>
-        </w:tc>
-        <w:tc>
-          <w:tcPr>
-            <w:tcW w:type="dxa" w:w="2300"/>
-            <w:shd w:fill="F2F2F2" w:color="auto" w:val="clear"/>
-            <w:tcMar>
-              <w:top w:type="dxa" w:w="24"/>
-              <w:left w:type="dxa" w:w="70"/>
-              <w:bottom w:type="dxa" w:w="24"/>
-              <w:right w:type="dxa" w:w="70"/>
-            </w:tcMar>
-          </w:tcPr>
-          <w:p>
-            <w:pPr>
-              <w:spacing w:after="0" w:line="200"/>
-              <w:jc w:val="left"/>
-            </w:pPr>
-            <w:r>
-              <w:rPr>
-                <w:rFonts w:ascii="Consolas" w:cs="Consolas" w:eastAsia="Consolas" w:hAnsi="Consolas"/>
-                <w:color w:val="000000"/>
-                <w:sz w:val="15"/>
-                <w:szCs w:val="15"/>
-              </w:rPr>
-              <w:t xml:space="preserve">PCOFFROB</w:t>
-            </w:r>
-          </w:p>
-        </w:tc>
-        <w:tc>
-          <w:tcPr>
-            <w:tcW w:type="dxa" w:w="2754"/>
-            <w:shd w:fill="F2F2F2" w:color="auto" w:val="clear"/>
-            <w:tcMar>
-              <w:top w:type="dxa" w:w="24"/>
-              <w:left w:type="dxa" w:w="70"/>
-              <w:bottom w:type="dxa" w:w="24"/>
-              <w:right w:type="dxa" w:w="70"/>
-            </w:tcMar>
-          </w:tcPr>
-          <w:p>
-            <w:pPr>
-              <w:spacing w:after="0" w:line="200"/>
-              <w:jc w:val="left"/>
-            </w:pPr>
-            <w:r>
-              <w:rPr>
-                <w:color w:val="000000"/>
-                <w:sz w:val="15"/>
-                <w:szCs w:val="15"/>
-              </w:rPr>
-              <w:t xml:space="preserve">cents US / livre</w:t>
-            </w:r>
-          </w:p>
-        </w:tc>
-      </w:tr>
-      <w:tr>
-        <w:tc>
-          <w:tcPr>
-            <w:tcW w:type="dxa" w:w="4300"/>
-            <w:tcMar>
-              <w:top w:type="dxa" w:w="24"/>
-              <w:left w:type="dxa" w:w="70"/>
-              <w:bottom w:type="dxa" w:w="24"/>
-              <w:right w:type="dxa" w:w="70"/>
-            </w:tcMar>
-          </w:tcPr>
-          <w:p>
-            <w:pPr>
-              <w:spacing w:after="0" w:line="200"/>
-              <w:jc w:val="left"/>
-            </w:pPr>
-            <w:r>
-              <w:rPr>
-                <w:color w:val="000000"/>
-                <w:sz w:val="15"/>
-                <w:szCs w:val="15"/>
-              </w:rPr>
-              <w:t xml:space="preserve">Caoutchouc</w:t>
-            </w:r>
-          </w:p>
-        </w:tc>
-        <w:tc>
-          <w:tcPr>
-            <w:tcW w:type="dxa" w:w="2300"/>
-            <w:tcMar>
-              <w:top w:type="dxa" w:w="24"/>
-              <w:left w:type="dxa" w:w="70"/>
-              <w:bottom w:type="dxa" w:w="24"/>
-              <w:right w:type="dxa" w:w="70"/>
-            </w:tcMar>
-          </w:tcPr>
-          <w:p>
-            <w:pPr>
-              <w:spacing w:after="0" w:line="200"/>
-              <w:jc w:val="left"/>
-            </w:pPr>
-            <w:r>
-              <w:rPr>
-                <w:rFonts w:ascii="Consolas" w:cs="Consolas" w:eastAsia="Consolas" w:hAnsi="Consolas"/>
-                <w:color w:val="000000"/>
-                <w:sz w:val="15"/>
-                <w:szCs w:val="15"/>
-              </w:rPr>
-              <w:t xml:space="preserve">PRUBB</w:t>
-            </w:r>
-          </w:p>
-        </w:tc>
-        <w:tc>
-          <w:tcPr>
-            <w:tcW w:type="dxa" w:w="2754"/>
-            <w:tcMar>
-              <w:top w:type="dxa" w:w="24"/>
-              <w:left w:type="dxa" w:w="70"/>
-              <w:bottom w:type="dxa" w:w="24"/>
-              <w:right w:type="dxa" w:w="70"/>
-            </w:tcMar>
-          </w:tcPr>
-          <w:p>
-            <w:pPr>
-              <w:spacing w:after="0" w:line="200"/>
-              <w:jc w:val="left"/>
-            </w:pPr>
-            <w:r>
-              <w:rPr>
-                <w:color w:val="000000"/>
-                <w:sz w:val="15"/>
-                <w:szCs w:val="15"/>
-              </w:rPr>
-              <w:t xml:space="preserve">cents US / livre</w:t>
-            </w:r>
-          </w:p>
-        </w:tc>
-      </w:tr>
-      <w:tr>
-        <w:tc>
-          <w:tcPr>
-            <w:tcW w:type="dxa" w:w="4300"/>
-            <w:shd w:fill="F2F2F2" w:color="auto" w:val="clear"/>
-            <w:tcMar>
-              <w:top w:type="dxa" w:w="24"/>
-              <w:left w:type="dxa" w:w="70"/>
-              <w:bottom w:type="dxa" w:w="24"/>
-              <w:right w:type="dxa" w:w="70"/>
-            </w:tcMar>
-          </w:tcPr>
-          <w:p>
-            <w:pPr>
-              <w:spacing w:after="0" w:line="200"/>
-              <w:jc w:val="left"/>
-            </w:pPr>
-            <w:r>
-              <w:rPr>
-                <w:color w:val="000000"/>
-                <w:sz w:val="15"/>
-                <w:szCs w:val="15"/>
-              </w:rPr>
-              <w:t xml:space="preserve">Charbon, Australie</w:t>
-            </w:r>
-          </w:p>
-        </w:tc>
-        <w:tc>
-          <w:tcPr>
-            <w:tcW w:type="dxa" w:w="2300"/>
-            <w:shd w:fill="F2F2F2" w:color="auto" w:val="clear"/>
-            <w:tcMar>
-              <w:top w:type="dxa" w:w="24"/>
-              <w:left w:type="dxa" w:w="70"/>
-              <w:bottom w:type="dxa" w:w="24"/>
-              <w:right w:type="dxa" w:w="70"/>
-            </w:tcMar>
-          </w:tcPr>
-          <w:p>
-            <w:pPr>
-              <w:spacing w:after="0" w:line="200"/>
-              <w:jc w:val="left"/>
-            </w:pPr>
-            <w:r>
-              <w:rPr>
-                <w:rFonts w:ascii="Consolas" w:cs="Consolas" w:eastAsia="Consolas" w:hAnsi="Consolas"/>
-                <w:color w:val="000000"/>
-                <w:sz w:val="15"/>
-                <w:szCs w:val="15"/>
-              </w:rPr>
-              <w:t xml:space="preserve">PCOALAU</w:t>
-            </w:r>
-          </w:p>
-        </w:tc>
-        <w:tc>
-          <w:tcPr>
-            <w:tcW w:type="dxa" w:w="2754"/>
-            <w:shd w:fill="F2F2F2" w:color="auto" w:val="clear"/>
-            <w:tcMar>
-              <w:top w:type="dxa" w:w="24"/>
-              <w:left w:type="dxa" w:w="70"/>
-              <w:bottom w:type="dxa" w:w="24"/>
-              <w:right w:type="dxa" w:w="70"/>
-            </w:tcMar>
-          </w:tcPr>
-          <w:p>
-            <w:pPr>
-              <w:spacing w:after="0" w:line="200"/>
-              <w:jc w:val="left"/>
-            </w:pPr>
-            <w:r>
-              <w:rPr>
-                <w:color w:val="000000"/>
-                <w:sz w:val="15"/>
-                <w:szCs w:val="15"/>
-              </w:rPr>
-              <w:t xml:space="preserve">USD / tonne</w:t>
-            </w:r>
-          </w:p>
-        </w:tc>
-      </w:tr>
-      <w:tr>
-        <w:tc>
-          <w:tcPr>
-            <w:tcW w:type="dxa" w:w="4300"/>
-            <w:tcMar>
-              <w:top w:type="dxa" w:w="24"/>
-              <w:left w:type="dxa" w:w="70"/>
-              <w:bottom w:type="dxa" w:w="24"/>
-              <w:right w:type="dxa" w:w="70"/>
-            </w:tcMar>
-          </w:tcPr>
-          <w:p>
-            <w:pPr>
-              <w:spacing w:after="0" w:line="200"/>
-              <w:jc w:val="left"/>
-            </w:pPr>
-            <w:r>
-              <w:rPr>
-                <w:color w:val="000000"/>
-                <w:sz w:val="15"/>
-                <w:szCs w:val="15"/>
-              </w:rPr>
-              <w:t xml:space="preserve">Coton</w:t>
-            </w:r>
-          </w:p>
-        </w:tc>
-        <w:tc>
-          <w:tcPr>
-            <w:tcW w:type="dxa" w:w="2300"/>
-            <w:tcMar>
-              <w:top w:type="dxa" w:w="24"/>
-              <w:left w:type="dxa" w:w="70"/>
-              <w:bottom w:type="dxa" w:w="24"/>
-              <w:right w:type="dxa" w:w="70"/>
-            </w:tcMar>
-          </w:tcPr>
-          <w:p>
-            <w:pPr>
-              <w:spacing w:after="0" w:line="200"/>
-              <w:jc w:val="left"/>
-            </w:pPr>
-            <w:r>
-              <w:rPr>
-                <w:rFonts w:ascii="Consolas" w:cs="Consolas" w:eastAsia="Consolas" w:hAnsi="Consolas"/>
-                <w:color w:val="000000"/>
-                <w:sz w:val="15"/>
-                <w:szCs w:val="15"/>
-              </w:rPr>
-              <w:t xml:space="preserve">PCOTTIND</w:t>
-            </w:r>
-          </w:p>
-        </w:tc>
-        <w:tc>
-          <w:tcPr>
-            <w:tcW w:type="dxa" w:w="2754"/>
-            <w:tcMar>
-              <w:top w:type="dxa" w:w="24"/>
-              <w:left w:type="dxa" w:w="70"/>
-              <w:bottom w:type="dxa" w:w="24"/>
-              <w:right w:type="dxa" w:w="70"/>
-            </w:tcMar>
-          </w:tcPr>
-          <w:p>
-            <w:pPr>
-              <w:spacing w:after="0" w:line="200"/>
-              <w:jc w:val="left"/>
-            </w:pPr>
-            <w:r>
-              <w:rPr>
-                <w:color w:val="000000"/>
-                <w:sz w:val="15"/>
-                <w:szCs w:val="15"/>
-              </w:rPr>
-              <w:t xml:space="preserve">cents US / livre</w:t>
-            </w:r>
-          </w:p>
-        </w:tc>
-      </w:tr>
-      <w:tr>
-        <w:tc>
-          <w:tcPr>
-            <w:tcW w:type="dxa" w:w="4300"/>
-            <w:shd w:fill="F2F2F2" w:color="auto" w:val="clear"/>
-            <w:tcMar>
-              <w:top w:type="dxa" w:w="24"/>
-              <w:left w:type="dxa" w:w="70"/>
-              <w:bottom w:type="dxa" w:w="24"/>
-              <w:right w:type="dxa" w:w="70"/>
-            </w:tcMar>
-          </w:tcPr>
-          <w:p>
-            <w:pPr>
-              <w:spacing w:after="0" w:line="200"/>
-              <w:jc w:val="left"/>
-            </w:pPr>
-            <w:r>
-              <w:rPr>
-                <w:color w:val="000000"/>
-                <w:sz w:val="15"/>
-                <w:szCs w:val="15"/>
-              </w:rPr>
-              <w:t xml:space="preserve">Cours du pétrole brut (moyenne des 3 places)</w:t>
-            </w:r>
-          </w:p>
-        </w:tc>
-        <w:tc>
-          <w:tcPr>
-            <w:tcW w:type="dxa" w:w="2300"/>
-            <w:shd w:fill="F2F2F2" w:color="auto" w:val="clear"/>
-            <w:tcMar>
-              <w:top w:type="dxa" w:w="24"/>
-              <w:left w:type="dxa" w:w="70"/>
-              <w:bottom w:type="dxa" w:w="24"/>
-              <w:right w:type="dxa" w:w="70"/>
-            </w:tcMar>
-          </w:tcPr>
-          <w:p>
-            <w:pPr>
-              <w:spacing w:after="0" w:line="200"/>
-              <w:jc w:val="left"/>
-            </w:pPr>
-            <w:r>
-              <w:rPr>
-                <w:rFonts w:ascii="Consolas" w:cs="Consolas" w:eastAsia="Consolas" w:hAnsi="Consolas"/>
-                <w:color w:val="000000"/>
-                <w:sz w:val="15"/>
-                <w:szCs w:val="15"/>
-              </w:rPr>
-              <w:t xml:space="preserve">POILAPSP</w:t>
-            </w:r>
-          </w:p>
-        </w:tc>
-        <w:tc>
-          <w:tcPr>
-            <w:tcW w:type="dxa" w:w="2754"/>
-            <w:shd w:fill="F2F2F2" w:color="auto" w:val="clear"/>
-            <w:tcMar>
-              <w:top w:type="dxa" w:w="24"/>
-              <w:left w:type="dxa" w:w="70"/>
-              <w:bottom w:type="dxa" w:w="24"/>
-              <w:right w:type="dxa" w:w="70"/>
-            </w:tcMar>
-          </w:tcPr>
-          <w:p>
-            <w:pPr>
-              <w:spacing w:after="0" w:line="200"/>
-              <w:jc w:val="left"/>
-            </w:pPr>
-            <w:r>
-              <w:rPr>
-                <w:color w:val="000000"/>
-                <w:sz w:val="15"/>
-                <w:szCs w:val="15"/>
-              </w:rPr>
-              <w:t xml:space="preserve">USD / baril</w:t>
-            </w:r>
-          </w:p>
-        </w:tc>
-      </w:tr>
-      <w:tr>
-        <w:tc>
-          <w:tcPr>
-            <w:tcW w:type="dxa" w:w="4300"/>
-            <w:tcMar>
-              <w:top w:type="dxa" w:w="24"/>
-              <w:left w:type="dxa" w:w="70"/>
-              <w:bottom w:type="dxa" w:w="24"/>
-              <w:right w:type="dxa" w:w="70"/>
-            </w:tcMar>
-          </w:tcPr>
-          <w:p>
-            <w:pPr>
-              <w:spacing w:after="0" w:line="200"/>
-              <w:jc w:val="left"/>
-            </w:pPr>
-            <w:r>
-              <w:rPr>
-                <w:color w:val="000000"/>
-                <w:sz w:val="15"/>
-                <w:szCs w:val="15"/>
-              </w:rPr>
-              <w:t xml:space="preserve">Cuivre</w:t>
-            </w:r>
-          </w:p>
-        </w:tc>
-        <w:tc>
-          <w:tcPr>
-            <w:tcW w:type="dxa" w:w="2300"/>
-            <w:tcMar>
-              <w:top w:type="dxa" w:w="24"/>
-              <w:left w:type="dxa" w:w="70"/>
-              <w:bottom w:type="dxa" w:w="24"/>
-              <w:right w:type="dxa" w:w="70"/>
-            </w:tcMar>
-          </w:tcPr>
-          <w:p>
-            <w:pPr>
-              <w:spacing w:after="0" w:line="200"/>
-              <w:jc w:val="left"/>
-            </w:pPr>
-            <w:r>
-              <w:rPr>
-                <w:rFonts w:ascii="Consolas" w:cs="Consolas" w:eastAsia="Consolas" w:hAnsi="Consolas"/>
-                <w:color w:val="000000"/>
-                <w:sz w:val="15"/>
-                <w:szCs w:val="15"/>
-              </w:rPr>
-              <w:t xml:space="preserve">PCOPP</w:t>
-            </w:r>
-          </w:p>
-        </w:tc>
-        <w:tc>
-          <w:tcPr>
-            <w:tcW w:type="dxa" w:w="2754"/>
-            <w:tcMar>
-              <w:top w:type="dxa" w:w="24"/>
-              <w:left w:type="dxa" w:w="70"/>
-              <w:bottom w:type="dxa" w:w="24"/>
-              <w:right w:type="dxa" w:w="70"/>
-            </w:tcMar>
-          </w:tcPr>
-          <w:p>
-            <w:pPr>
-              <w:spacing w:after="0" w:line="200"/>
-              <w:jc w:val="left"/>
-            </w:pPr>
-            <w:r>
-              <w:rPr>
-                <w:color w:val="000000"/>
-                <w:sz w:val="15"/>
-                <w:szCs w:val="15"/>
-              </w:rPr>
-              <w:t xml:space="preserve">USD / tonne</w:t>
-            </w:r>
-          </w:p>
-        </w:tc>
-      </w:tr>
-      <w:tr>
-        <w:tc>
-          <w:tcPr>
-            <w:tcW w:type="dxa" w:w="4300"/>
-            <w:shd w:fill="F2F2F2" w:color="auto" w:val="clear"/>
-            <w:tcMar>
-              <w:top w:type="dxa" w:w="24"/>
-              <w:left w:type="dxa" w:w="70"/>
-              <w:bottom w:type="dxa" w:w="24"/>
-              <w:right w:type="dxa" w:w="70"/>
-            </w:tcMar>
-          </w:tcPr>
-          <w:p>
-            <w:pPr>
-              <w:spacing w:after="0" w:line="200"/>
-              <w:jc w:val="left"/>
-            </w:pPr>
-            <w:r>
-              <w:rPr>
-                <w:color w:val="000000"/>
-                <w:sz w:val="15"/>
-                <w:szCs w:val="15"/>
-              </w:rPr>
-              <w:t xml:space="preserve">Gaz naturel, Europe</w:t>
-            </w:r>
-          </w:p>
-        </w:tc>
-        <w:tc>
-          <w:tcPr>
-            <w:tcW w:type="dxa" w:w="2300"/>
-            <w:shd w:fill="F2F2F2" w:color="auto" w:val="clear"/>
-            <w:tcMar>
-              <w:top w:type="dxa" w:w="24"/>
-              <w:left w:type="dxa" w:w="70"/>
-              <w:bottom w:type="dxa" w:w="24"/>
-              <w:right w:type="dxa" w:w="70"/>
-            </w:tcMar>
-          </w:tcPr>
-          <w:p>
-            <w:pPr>
-              <w:spacing w:after="0" w:line="200"/>
-              <w:jc w:val="left"/>
-            </w:pPr>
-            <w:r>
-              <w:rPr>
-                <w:rFonts w:ascii="Consolas" w:cs="Consolas" w:eastAsia="Consolas" w:hAnsi="Consolas"/>
-                <w:color w:val="000000"/>
-                <w:sz w:val="15"/>
-                <w:szCs w:val="15"/>
-              </w:rPr>
-              <w:t xml:space="preserve">PNGASEU</w:t>
-            </w:r>
-          </w:p>
-        </w:tc>
-        <w:tc>
-          <w:tcPr>
-            <w:tcW w:type="dxa" w:w="2754"/>
-            <w:shd w:fill="F2F2F2" w:color="auto" w:val="clear"/>
-            <w:tcMar>
-              <w:top w:type="dxa" w:w="24"/>
-              <w:left w:type="dxa" w:w="70"/>
-              <w:bottom w:type="dxa" w:w="24"/>
-              <w:right w:type="dxa" w:w="70"/>
-            </w:tcMar>
-          </w:tcPr>
-          <w:p>
-            <w:pPr>
-              <w:spacing w:after="0" w:line="200"/>
-              <w:jc w:val="left"/>
-            </w:pPr>
-            <w:r>
-              <w:rPr>
-                <w:color w:val="000000"/>
-                <w:sz w:val="15"/>
-                <w:szCs w:val="15"/>
-              </w:rPr>
-              <w:t xml:space="preserve">USD / MBtu</w:t>
-            </w:r>
-          </w:p>
-        </w:tc>
-      </w:tr>
-      <w:tr>
-        <w:tc>
-          <w:tcPr>
-            <w:tcW w:type="dxa" w:w="4300"/>
-            <w:tcMar>
-              <w:top w:type="dxa" w:w="24"/>
-              <w:left w:type="dxa" w:w="70"/>
-              <w:bottom w:type="dxa" w:w="24"/>
-              <w:right w:type="dxa" w:w="70"/>
-            </w:tcMar>
-          </w:tcPr>
-          <w:p>
-            <w:pPr>
-              <w:spacing w:after="0" w:line="200"/>
-              <w:jc w:val="left"/>
-            </w:pPr>
-            <w:r>
-              <w:rPr>
-                <w:color w:val="000000"/>
-                <w:sz w:val="15"/>
-                <w:szCs w:val="15"/>
-              </w:rPr>
-              <w:t xml:space="preserve">Grumes de bois dur</w:t>
-            </w:r>
-          </w:p>
-        </w:tc>
-        <w:tc>
-          <w:tcPr>
-            <w:tcW w:type="dxa" w:w="2300"/>
-            <w:tcMar>
-              <w:top w:type="dxa" w:w="24"/>
-              <w:left w:type="dxa" w:w="70"/>
-              <w:bottom w:type="dxa" w:w="24"/>
-              <w:right w:type="dxa" w:w="70"/>
-            </w:tcMar>
-          </w:tcPr>
-          <w:p>
-            <w:pPr>
-              <w:spacing w:after="0" w:line="200"/>
-              <w:jc w:val="left"/>
-            </w:pPr>
-            <w:r>
-              <w:rPr>
-                <w:rFonts w:ascii="Consolas" w:cs="Consolas" w:eastAsia="Consolas" w:hAnsi="Consolas"/>
-                <w:color w:val="000000"/>
-                <w:sz w:val="15"/>
-                <w:szCs w:val="15"/>
-              </w:rPr>
-              <w:t xml:space="preserve">PLOGSK</w:t>
-            </w:r>
-          </w:p>
-        </w:tc>
-        <w:tc>
-          <w:tcPr>
-            <w:tcW w:type="dxa" w:w="2754"/>
-            <w:tcMar>
-              <w:top w:type="dxa" w:w="24"/>
-              <w:left w:type="dxa" w:w="70"/>
-              <w:bottom w:type="dxa" w:w="24"/>
-              <w:right w:type="dxa" w:w="70"/>
-            </w:tcMar>
-          </w:tcPr>
-          <w:p>
-            <w:pPr>
-              <w:spacing w:after="0" w:line="200"/>
-              <w:jc w:val="left"/>
-            </w:pPr>
-            <w:r>
-              <w:rPr>
-                <w:color w:val="000000"/>
-                <w:sz w:val="15"/>
-                <w:szCs w:val="15"/>
-              </w:rPr>
-              <w:t xml:space="preserve">USD / m3</w:t>
-            </w:r>
-          </w:p>
-        </w:tc>
-      </w:tr>
-      <w:tr>
-        <w:tc>
-          <w:tcPr>
-            <w:tcW w:type="dxa" w:w="4300"/>
-            <w:shd w:fill="F2F2F2" w:color="auto" w:val="clear"/>
-            <w:tcMar>
-              <w:top w:type="dxa" w:w="24"/>
-              <w:left w:type="dxa" w:w="70"/>
-              <w:bottom w:type="dxa" w:w="24"/>
-              <w:right w:type="dxa" w:w="70"/>
-            </w:tcMar>
-          </w:tcPr>
-          <w:p>
-            <w:pPr>
-              <w:spacing w:after="0" w:line="200"/>
-              <w:jc w:val="left"/>
-            </w:pPr>
-            <w:r>
-              <w:rPr>
-                <w:color w:val="000000"/>
-                <w:sz w:val="15"/>
-                <w:szCs w:val="15"/>
-              </w:rPr>
-              <w:t xml:space="preserve">Huile de palme</w:t>
-            </w:r>
-          </w:p>
-        </w:tc>
-        <w:tc>
-          <w:tcPr>
-            <w:tcW w:type="dxa" w:w="2300"/>
-            <w:shd w:fill="F2F2F2" w:color="auto" w:val="clear"/>
-            <w:tcMar>
-              <w:top w:type="dxa" w:w="24"/>
-              <w:left w:type="dxa" w:w="70"/>
-              <w:bottom w:type="dxa" w:w="24"/>
-              <w:right w:type="dxa" w:w="70"/>
-            </w:tcMar>
-          </w:tcPr>
-          <w:p>
-            <w:pPr>
-              <w:spacing w:after="0" w:line="200"/>
-              <w:jc w:val="left"/>
-            </w:pPr>
-            <w:r>
-              <w:rPr>
-                <w:rFonts w:ascii="Consolas" w:cs="Consolas" w:eastAsia="Consolas" w:hAnsi="Consolas"/>
-                <w:color w:val="000000"/>
-                <w:sz w:val="15"/>
-                <w:szCs w:val="15"/>
-              </w:rPr>
-              <w:t xml:space="preserve">PPOIL</w:t>
-            </w:r>
-          </w:p>
-        </w:tc>
-        <w:tc>
-          <w:tcPr>
-            <w:tcW w:type="dxa" w:w="2754"/>
-            <w:shd w:fill="F2F2F2" w:color="auto" w:val="clear"/>
-            <w:tcMar>
-              <w:top w:type="dxa" w:w="24"/>
-              <w:left w:type="dxa" w:w="70"/>
-              <w:bottom w:type="dxa" w:w="24"/>
-              <w:right w:type="dxa" w:w="70"/>
-            </w:tcMar>
-          </w:tcPr>
-          <w:p>
-            <w:pPr>
-              <w:spacing w:after="0" w:line="200"/>
-              <w:jc w:val="left"/>
-            </w:pPr>
-            <w:r>
-              <w:rPr>
-                <w:color w:val="000000"/>
-                <w:sz w:val="15"/>
-                <w:szCs w:val="15"/>
-              </w:rPr>
-              <w:t xml:space="preserve">USD / tonne</w:t>
-            </w:r>
-          </w:p>
-        </w:tc>
-      </w:tr>
-      <w:tr>
-        <w:tc>
-          <w:tcPr>
-            <w:tcW w:type="dxa" w:w="4300"/>
-            <w:tcMar>
-              <w:top w:type="dxa" w:w="24"/>
-              <w:left w:type="dxa" w:w="70"/>
-              <w:bottom w:type="dxa" w:w="24"/>
-              <w:right w:type="dxa" w:w="70"/>
-            </w:tcMar>
-          </w:tcPr>
-          <w:p>
-            <w:pPr>
-              <w:spacing w:after="0" w:line="200"/>
-              <w:jc w:val="left"/>
-            </w:pPr>
-            <w:r>
-              <w:rPr>
-                <w:color w:val="000000"/>
-                <w:sz w:val="15"/>
-                <w:szCs w:val="15"/>
-              </w:rPr>
-              <w:t xml:space="preserve">Indice alimentation et boissons</w:t>
-            </w:r>
-          </w:p>
-        </w:tc>
-        <w:tc>
-          <w:tcPr>
-            <w:tcW w:type="dxa" w:w="2300"/>
-            <w:tcMar>
-              <w:top w:type="dxa" w:w="24"/>
-              <w:left w:type="dxa" w:w="70"/>
-              <w:bottom w:type="dxa" w:w="24"/>
-              <w:right w:type="dxa" w:w="70"/>
-            </w:tcMar>
-          </w:tcPr>
-          <w:p>
-            <w:pPr>
-              <w:spacing w:after="0" w:line="200"/>
-              <w:jc w:val="left"/>
-            </w:pPr>
-            <w:r>
-              <w:rPr>
-                <w:rFonts w:ascii="Consolas" w:cs="Consolas" w:eastAsia="Consolas" w:hAnsi="Consolas"/>
-                <w:color w:val="000000"/>
-                <w:sz w:val="15"/>
-                <w:szCs w:val="15"/>
-              </w:rPr>
-              <w:t xml:space="preserve">PFANDB</w:t>
-            </w:r>
-          </w:p>
-        </w:tc>
-        <w:tc>
-          <w:tcPr>
-            <w:tcW w:type="dxa" w:w="2754"/>
-            <w:tcMar>
-              <w:top w:type="dxa" w:w="24"/>
-              <w:left w:type="dxa" w:w="70"/>
-              <w:bottom w:type="dxa" w:w="24"/>
-              <w:right w:type="dxa" w:w="70"/>
-            </w:tcMar>
-          </w:tcPr>
-          <w:p>
-            <w:pPr>
-              <w:spacing w:after="0" w:line="200"/>
-              <w:jc w:val="left"/>
-            </w:pPr>
-            <w:r>
-              <w:rPr>
-                <w:color w:val="000000"/>
-                <w:sz w:val="15"/>
-                <w:szCs w:val="15"/>
-              </w:rPr>
-              <w:t xml:space="preserve">Indice</w:t>
-            </w:r>
-          </w:p>
-        </w:tc>
-      </w:tr>
-      <w:tr>
-        <w:tc>
-          <w:tcPr>
-            <w:tcW w:type="dxa" w:w="4300"/>
-            <w:shd w:fill="F2F2F2" w:color="auto" w:val="clear"/>
-            <w:tcMar>
-              <w:top w:type="dxa" w:w="24"/>
-              <w:left w:type="dxa" w:w="70"/>
-              <w:bottom w:type="dxa" w:w="24"/>
-              <w:right w:type="dxa" w:w="70"/>
-            </w:tcMar>
-          </w:tcPr>
-          <w:p>
-            <w:pPr>
-              <w:spacing w:after="0" w:line="200"/>
-              <w:jc w:val="left"/>
-            </w:pPr>
-            <w:r>
-              <w:rPr>
-                <w:color w:val="000000"/>
-                <w:sz w:val="15"/>
-                <w:szCs w:val="15"/>
-              </w:rPr>
-              <w:t xml:space="preserve">Indice de tous les produits de base</w:t>
-            </w:r>
-          </w:p>
-        </w:tc>
-        <w:tc>
-          <w:tcPr>
-            <w:tcW w:type="dxa" w:w="2300"/>
-            <w:shd w:fill="F2F2F2" w:color="auto" w:val="clear"/>
-            <w:tcMar>
-              <w:top w:type="dxa" w:w="24"/>
-              <w:left w:type="dxa" w:w="70"/>
-              <w:bottom w:type="dxa" w:w="24"/>
-              <w:right w:type="dxa" w:w="70"/>
-            </w:tcMar>
-          </w:tcPr>
-          <w:p>
-            <w:pPr>
-              <w:spacing w:after="0" w:line="200"/>
-              <w:jc w:val="left"/>
-            </w:pPr>
-            <w:r>
-              <w:rPr>
-                <w:rFonts w:ascii="Consolas" w:cs="Consolas" w:eastAsia="Consolas" w:hAnsi="Consolas"/>
-                <w:color w:val="000000"/>
-                <w:sz w:val="15"/>
-                <w:szCs w:val="15"/>
-              </w:rPr>
-              <w:t xml:space="preserve">PALLFNF</w:t>
-            </w:r>
-          </w:p>
-        </w:tc>
-        <w:tc>
-          <w:tcPr>
-            <w:tcW w:type="dxa" w:w="2754"/>
-            <w:shd w:fill="F2F2F2" w:color="auto" w:val="clear"/>
-            <w:tcMar>
-              <w:top w:type="dxa" w:w="24"/>
-              <w:left w:type="dxa" w:w="70"/>
-              <w:bottom w:type="dxa" w:w="24"/>
-              <w:right w:type="dxa" w:w="70"/>
-            </w:tcMar>
-          </w:tcPr>
-          <w:p>
-            <w:pPr>
-              <w:spacing w:after="0" w:line="200"/>
-              <w:jc w:val="left"/>
-            </w:pPr>
-            <w:r>
-              <w:rPr>
-                <w:color w:val="000000"/>
-                <w:sz w:val="15"/>
-                <w:szCs w:val="15"/>
-              </w:rPr>
-              <w:t xml:space="preserve">Indice</w:t>
-            </w:r>
-          </w:p>
-        </w:tc>
-      </w:tr>
-      <w:tr>
-        <w:tc>
-          <w:tcPr>
-            <w:tcW w:type="dxa" w:w="4300"/>
-            <w:tcMar>
-              <w:top w:type="dxa" w:w="24"/>
-              <w:left w:type="dxa" w:w="70"/>
-              <w:bottom w:type="dxa" w:w="24"/>
-              <w:right w:type="dxa" w:w="70"/>
-            </w:tcMar>
-          </w:tcPr>
-          <w:p>
-            <w:pPr>
-              <w:spacing w:after="0" w:line="200"/>
-              <w:jc w:val="left"/>
-            </w:pPr>
-            <w:r>
-              <w:rPr>
-                <w:color w:val="000000"/>
-                <w:sz w:val="15"/>
-                <w:szCs w:val="15"/>
-              </w:rPr>
-              <w:t xml:space="preserve">Indice des matières premières agricoles</w:t>
-            </w:r>
-          </w:p>
-        </w:tc>
-        <w:tc>
-          <w:tcPr>
-            <w:tcW w:type="dxa" w:w="2300"/>
-            <w:tcMar>
-              <w:top w:type="dxa" w:w="24"/>
-              <w:left w:type="dxa" w:w="70"/>
-              <w:bottom w:type="dxa" w:w="24"/>
-              <w:right w:type="dxa" w:w="70"/>
-            </w:tcMar>
-          </w:tcPr>
-          <w:p>
-            <w:pPr>
-              <w:spacing w:after="0" w:line="200"/>
-              <w:jc w:val="left"/>
-            </w:pPr>
-            <w:r>
-              <w:rPr>
-                <w:rFonts w:ascii="Consolas" w:cs="Consolas" w:eastAsia="Consolas" w:hAnsi="Consolas"/>
-                <w:color w:val="000000"/>
-                <w:sz w:val="15"/>
-                <w:szCs w:val="15"/>
-              </w:rPr>
-              <w:t xml:space="preserve">PRAWM</w:t>
-            </w:r>
-          </w:p>
-        </w:tc>
-        <w:tc>
-          <w:tcPr>
-            <w:tcW w:type="dxa" w:w="2754"/>
-            <w:tcMar>
-              <w:top w:type="dxa" w:w="24"/>
-              <w:left w:type="dxa" w:w="70"/>
-              <w:bottom w:type="dxa" w:w="24"/>
-              <w:right w:type="dxa" w:w="70"/>
-            </w:tcMar>
-          </w:tcPr>
-          <w:p>
-            <w:pPr>
-              <w:spacing w:after="0" w:line="200"/>
-              <w:jc w:val="left"/>
-            </w:pPr>
-            <w:r>
-              <w:rPr>
-                <w:color w:val="000000"/>
-                <w:sz w:val="15"/>
-                <w:szCs w:val="15"/>
-              </w:rPr>
-              <w:t xml:space="preserve">Indice</w:t>
-            </w:r>
-          </w:p>
-        </w:tc>
-      </w:tr>
-      <w:tr>
-        <w:tc>
-          <w:tcPr>
-            <w:tcW w:type="dxa" w:w="4300"/>
-            <w:shd w:fill="F2F2F2" w:color="auto" w:val="clear"/>
-            <w:tcMar>
-              <w:top w:type="dxa" w:w="24"/>
-              <w:left w:type="dxa" w:w="70"/>
-              <w:bottom w:type="dxa" w:w="24"/>
-              <w:right w:type="dxa" w:w="70"/>
-            </w:tcMar>
-          </w:tcPr>
-          <w:p>
-            <w:pPr>
-              <w:spacing w:after="0" w:line="200"/>
-              <w:jc w:val="left"/>
-            </w:pPr>
-            <w:r>
-              <w:rPr>
-                <w:color w:val="000000"/>
-                <w:sz w:val="15"/>
-                <w:szCs w:val="15"/>
-              </w:rPr>
-              <w:t xml:space="preserve">Indice des métaux</w:t>
-            </w:r>
-          </w:p>
-        </w:tc>
-        <w:tc>
-          <w:tcPr>
-            <w:tcW w:type="dxa" w:w="2300"/>
-            <w:shd w:fill="F2F2F2" w:color="auto" w:val="clear"/>
-            <w:tcMar>
-              <w:top w:type="dxa" w:w="24"/>
-              <w:left w:type="dxa" w:w="70"/>
-              <w:bottom w:type="dxa" w:w="24"/>
-              <w:right w:type="dxa" w:w="70"/>
-            </w:tcMar>
-          </w:tcPr>
-          <w:p>
-            <w:pPr>
-              <w:spacing w:after="0" w:line="200"/>
-              <w:jc w:val="left"/>
-            </w:pPr>
-            <w:r>
-              <w:rPr>
-                <w:rFonts w:ascii="Consolas" w:cs="Consolas" w:eastAsia="Consolas" w:hAnsi="Consolas"/>
-                <w:color w:val="000000"/>
-                <w:sz w:val="15"/>
-                <w:szCs w:val="15"/>
-              </w:rPr>
-              <w:t xml:space="preserve">PMETA</w:t>
-            </w:r>
-          </w:p>
-        </w:tc>
-        <w:tc>
-          <w:tcPr>
-            <w:tcW w:type="dxa" w:w="2754"/>
-            <w:shd w:fill="F2F2F2" w:color="auto" w:val="clear"/>
-            <w:tcMar>
-              <w:top w:type="dxa" w:w="24"/>
-              <w:left w:type="dxa" w:w="70"/>
-              <w:bottom w:type="dxa" w:w="24"/>
-              <w:right w:type="dxa" w:w="70"/>
-            </w:tcMar>
-          </w:tcPr>
-          <w:p>
-            <w:pPr>
-              <w:spacing w:after="0" w:line="200"/>
-              <w:jc w:val="left"/>
-            </w:pPr>
-            <w:r>
-              <w:rPr>
-                <w:color w:val="000000"/>
-                <w:sz w:val="15"/>
-                <w:szCs w:val="15"/>
-              </w:rPr>
-              <w:t xml:space="preserve">Indice</w:t>
-            </w:r>
-          </w:p>
-        </w:tc>
-      </w:tr>
-      <w:tr>
-        <w:tc>
-          <w:tcPr>
-            <w:tcW w:type="dxa" w:w="4300"/>
-            <w:tcMar>
-              <w:top w:type="dxa" w:w="24"/>
-              <w:left w:type="dxa" w:w="70"/>
-              <w:bottom w:type="dxa" w:w="24"/>
-              <w:right w:type="dxa" w:w="70"/>
-            </w:tcMar>
-          </w:tcPr>
-          <w:p>
-            <w:pPr>
-              <w:spacing w:after="0" w:line="200"/>
-              <w:jc w:val="left"/>
-            </w:pPr>
-            <w:r>
-              <w:rPr>
-                <w:color w:val="000000"/>
-                <w:sz w:val="15"/>
-                <w:szCs w:val="15"/>
-              </w:rPr>
-              <w:t xml:space="preserve">Indice des produits énergétiques</w:t>
-            </w:r>
-          </w:p>
-        </w:tc>
-        <w:tc>
-          <w:tcPr>
-            <w:tcW w:type="dxa" w:w="2300"/>
-            <w:tcMar>
-              <w:top w:type="dxa" w:w="24"/>
-              <w:left w:type="dxa" w:w="70"/>
-              <w:bottom w:type="dxa" w:w="24"/>
-              <w:right w:type="dxa" w:w="70"/>
-            </w:tcMar>
-          </w:tcPr>
-          <w:p>
-            <w:pPr>
-              <w:spacing w:after="0" w:line="200"/>
-              <w:jc w:val="left"/>
-            </w:pPr>
-            <w:r>
-              <w:rPr>
-                <w:rFonts w:ascii="Consolas" w:cs="Consolas" w:eastAsia="Consolas" w:hAnsi="Consolas"/>
-                <w:color w:val="000000"/>
-                <w:sz w:val="15"/>
-                <w:szCs w:val="15"/>
-              </w:rPr>
-              <w:t xml:space="preserve">PNRG</w:t>
-            </w:r>
-          </w:p>
-        </w:tc>
-        <w:tc>
-          <w:tcPr>
-            <w:tcW w:type="dxa" w:w="2754"/>
-            <w:tcMar>
-              <w:top w:type="dxa" w:w="24"/>
-              <w:left w:type="dxa" w:w="70"/>
-              <w:bottom w:type="dxa" w:w="24"/>
-              <w:right w:type="dxa" w:w="70"/>
-            </w:tcMar>
-          </w:tcPr>
-          <w:p>
-            <w:pPr>
-              <w:spacing w:after="0" w:line="200"/>
-              <w:jc w:val="left"/>
-            </w:pPr>
-            <w:r>
-              <w:rPr>
-                <w:color w:val="000000"/>
-                <w:sz w:val="15"/>
-                <w:szCs w:val="15"/>
-              </w:rPr>
-              <w:t xml:space="preserve">Indice</w:t>
-            </w:r>
-          </w:p>
-        </w:tc>
-      </w:tr>
-      <w:tr>
-        <w:tc>
-          <w:tcPr>
-            <w:tcW w:type="dxa" w:w="4300"/>
-            <w:shd w:fill="F2F2F2" w:color="auto" w:val="clear"/>
-            <w:tcMar>
-              <w:top w:type="dxa" w:w="24"/>
-              <w:left w:type="dxa" w:w="70"/>
-              <w:bottom w:type="dxa" w:w="24"/>
-              <w:right w:type="dxa" w:w="70"/>
-            </w:tcMar>
-          </w:tcPr>
-          <w:p>
-            <w:pPr>
-              <w:spacing w:after="0" w:line="200"/>
-              <w:jc w:val="left"/>
-            </w:pPr>
-            <w:r>
-              <w:rPr>
-                <w:color w:val="000000"/>
-                <w:sz w:val="15"/>
-                <w:szCs w:val="15"/>
-              </w:rPr>
-              <w:t xml:space="preserve">Maïs</w:t>
-            </w:r>
-          </w:p>
-        </w:tc>
-        <w:tc>
-          <w:tcPr>
-            <w:tcW w:type="dxa" w:w="2300"/>
-            <w:shd w:fill="F2F2F2" w:color="auto" w:val="clear"/>
-            <w:tcMar>
-              <w:top w:type="dxa" w:w="24"/>
-              <w:left w:type="dxa" w:w="70"/>
-              <w:bottom w:type="dxa" w:w="24"/>
-              <w:right w:type="dxa" w:w="70"/>
-            </w:tcMar>
-          </w:tcPr>
-          <w:p>
-            <w:pPr>
-              <w:spacing w:after="0" w:line="200"/>
-              <w:jc w:val="left"/>
-            </w:pPr>
-            <w:r>
-              <w:rPr>
-                <w:rFonts w:ascii="Consolas" w:cs="Consolas" w:eastAsia="Consolas" w:hAnsi="Consolas"/>
-                <w:color w:val="000000"/>
-                <w:sz w:val="15"/>
-                <w:szCs w:val="15"/>
-              </w:rPr>
-              <w:t xml:space="preserve">PMAIZMT</w:t>
-            </w:r>
-          </w:p>
-        </w:tc>
-        <w:tc>
-          <w:tcPr>
-            <w:tcW w:type="dxa" w:w="2754"/>
-            <w:shd w:fill="F2F2F2" w:color="auto" w:val="clear"/>
-            <w:tcMar>
-              <w:top w:type="dxa" w:w="24"/>
-              <w:left w:type="dxa" w:w="70"/>
-              <w:bottom w:type="dxa" w:w="24"/>
-              <w:right w:type="dxa" w:w="70"/>
-            </w:tcMar>
-          </w:tcPr>
-          <w:p>
-            <w:pPr>
-              <w:spacing w:after="0" w:line="200"/>
-              <w:jc w:val="left"/>
-            </w:pPr>
-            <w:r>
-              <w:rPr>
-                <w:color w:val="000000"/>
-                <w:sz w:val="15"/>
-                <w:szCs w:val="15"/>
-              </w:rPr>
-              <w:t xml:space="preserve">USD / tonne</w:t>
-            </w:r>
-          </w:p>
-        </w:tc>
-      </w:tr>
-      <w:tr>
-        <w:tc>
-          <w:tcPr>
-            <w:tcW w:type="dxa" w:w="4300"/>
-            <w:tcMar>
-              <w:top w:type="dxa" w:w="24"/>
-              <w:left w:type="dxa" w:w="70"/>
-              <w:bottom w:type="dxa" w:w="24"/>
-              <w:right w:type="dxa" w:w="70"/>
-            </w:tcMar>
-          </w:tcPr>
-          <w:p>
-            <w:pPr>
-              <w:spacing w:after="0" w:line="200"/>
-              <w:jc w:val="left"/>
-            </w:pPr>
-            <w:r>
-              <w:rPr>
-                <w:color w:val="000000"/>
-                <w:sz w:val="15"/>
-                <w:szCs w:val="15"/>
-              </w:rPr>
-              <w:t xml:space="preserve">Minerai de fer</w:t>
-            </w:r>
-          </w:p>
-        </w:tc>
-        <w:tc>
-          <w:tcPr>
-            <w:tcW w:type="dxa" w:w="2300"/>
-            <w:tcMar>
-              <w:top w:type="dxa" w:w="24"/>
-              <w:left w:type="dxa" w:w="70"/>
-              <w:bottom w:type="dxa" w:w="24"/>
-              <w:right w:type="dxa" w:w="70"/>
-            </w:tcMar>
-          </w:tcPr>
-          <w:p>
-            <w:pPr>
-              <w:spacing w:after="0" w:line="200"/>
-              <w:jc w:val="left"/>
-            </w:pPr>
-            <w:r>
-              <w:rPr>
-                <w:rFonts w:ascii="Consolas" w:cs="Consolas" w:eastAsia="Consolas" w:hAnsi="Consolas"/>
-                <w:color w:val="000000"/>
-                <w:sz w:val="15"/>
-                <w:szCs w:val="15"/>
-              </w:rPr>
-              <w:t xml:space="preserve">PIORECR</w:t>
-            </w:r>
-          </w:p>
-        </w:tc>
-        <w:tc>
-          <w:tcPr>
-            <w:tcW w:type="dxa" w:w="2754"/>
-            <w:tcMar>
-              <w:top w:type="dxa" w:w="24"/>
-              <w:left w:type="dxa" w:w="70"/>
-              <w:bottom w:type="dxa" w:w="24"/>
-              <w:right w:type="dxa" w:w="70"/>
-            </w:tcMar>
-          </w:tcPr>
-          <w:p>
-            <w:pPr>
-              <w:spacing w:after="0" w:line="200"/>
-              <w:jc w:val="left"/>
-            </w:pPr>
-            <w:r>
-              <w:rPr>
-                <w:color w:val="000000"/>
-                <w:sz w:val="15"/>
-                <w:szCs w:val="15"/>
-              </w:rPr>
-              <w:t xml:space="preserve">USD / tonne</w:t>
-            </w:r>
-          </w:p>
-        </w:tc>
-      </w:tr>
-      <w:tr>
-        <w:tc>
-          <w:tcPr>
-            <w:tcW w:type="dxa" w:w="4300"/>
-            <w:shd w:fill="F2F2F2" w:color="auto" w:val="clear"/>
-            <w:tcMar>
-              <w:top w:type="dxa" w:w="24"/>
-              <w:left w:type="dxa" w:w="70"/>
-              <w:bottom w:type="dxa" w:w="24"/>
-              <w:right w:type="dxa" w:w="70"/>
-            </w:tcMar>
-          </w:tcPr>
-          <w:p>
-            <w:pPr>
-              <w:spacing w:after="0" w:line="200"/>
-              <w:jc w:val="left"/>
-            </w:pPr>
-            <w:r>
-              <w:rPr>
-                <w:color w:val="000000"/>
-                <w:sz w:val="15"/>
-                <w:szCs w:val="15"/>
-              </w:rPr>
-              <w:t xml:space="preserve">Or</w:t>
-            </w:r>
-          </w:p>
-        </w:tc>
-        <w:tc>
-          <w:tcPr>
-            <w:tcW w:type="dxa" w:w="2300"/>
-            <w:shd w:fill="F2F2F2" w:color="auto" w:val="clear"/>
-            <w:tcMar>
-              <w:top w:type="dxa" w:w="24"/>
-              <w:left w:type="dxa" w:w="70"/>
-              <w:bottom w:type="dxa" w:w="24"/>
-              <w:right w:type="dxa" w:w="70"/>
-            </w:tcMar>
-          </w:tcPr>
-          <w:p>
-            <w:pPr>
-              <w:spacing w:after="0" w:line="200"/>
-              <w:jc w:val="left"/>
-            </w:pPr>
-            <w:r>
-              <w:rPr>
-                <w:rFonts w:ascii="Consolas" w:cs="Consolas" w:eastAsia="Consolas" w:hAnsi="Consolas"/>
-                <w:color w:val="000000"/>
-                <w:sz w:val="15"/>
-                <w:szCs w:val="15"/>
-              </w:rPr>
-              <w:t xml:space="preserve">PGOLD</w:t>
-            </w:r>
-          </w:p>
-        </w:tc>
-        <w:tc>
-          <w:tcPr>
-            <w:tcW w:type="dxa" w:w="2754"/>
-            <w:shd w:fill="F2F2F2" w:color="auto" w:val="clear"/>
-            <w:tcMar>
-              <w:top w:type="dxa" w:w="24"/>
-              <w:left w:type="dxa" w:w="70"/>
-              <w:bottom w:type="dxa" w:w="24"/>
-              <w:right w:type="dxa" w:w="70"/>
-            </w:tcMar>
-          </w:tcPr>
-          <w:p>
-            <w:pPr>
-              <w:spacing w:after="0" w:line="200"/>
-              <w:jc w:val="left"/>
-            </w:pPr>
-            <w:r>
-              <w:rPr>
-                <w:color w:val="000000"/>
-                <w:sz w:val="15"/>
-                <w:szCs w:val="15"/>
-              </w:rPr>
-              <w:t xml:space="preserve">USD / once troy</w:t>
-            </w:r>
-          </w:p>
-        </w:tc>
-      </w:tr>
-      <w:tr>
-        <w:tc>
-          <w:tcPr>
-            <w:tcW w:type="dxa" w:w="4300"/>
-            <w:tcMar>
-              <w:top w:type="dxa" w:w="24"/>
-              <w:left w:type="dxa" w:w="70"/>
-              <w:bottom w:type="dxa" w:w="24"/>
-              <w:right w:type="dxa" w:w="70"/>
-            </w:tcMar>
-          </w:tcPr>
-          <w:p>
-            <w:pPr>
-              <w:spacing w:after="0" w:line="200"/>
-              <w:jc w:val="left"/>
-            </w:pPr>
-            <w:r>
-              <w:rPr>
-                <w:color w:val="000000"/>
-                <w:sz w:val="15"/>
-                <w:szCs w:val="15"/>
-              </w:rPr>
-              <w:t xml:space="preserve">Pétrole brut, Brent</w:t>
-            </w:r>
-          </w:p>
-        </w:tc>
-        <w:tc>
-          <w:tcPr>
-            <w:tcW w:type="dxa" w:w="2300"/>
-            <w:tcMar>
-              <w:top w:type="dxa" w:w="24"/>
-              <w:left w:type="dxa" w:w="70"/>
-              <w:bottom w:type="dxa" w:w="24"/>
-              <w:right w:type="dxa" w:w="70"/>
-            </w:tcMar>
-          </w:tcPr>
-          <w:p>
-            <w:pPr>
-              <w:spacing w:after="0" w:line="200"/>
-              <w:jc w:val="left"/>
-            </w:pPr>
-            <w:r>
-              <w:rPr>
-                <w:rFonts w:ascii="Consolas" w:cs="Consolas" w:eastAsia="Consolas" w:hAnsi="Consolas"/>
-                <w:color w:val="000000"/>
-                <w:sz w:val="15"/>
-                <w:szCs w:val="15"/>
-              </w:rPr>
-              <w:t xml:space="preserve">POILBRE</w:t>
-            </w:r>
-          </w:p>
-        </w:tc>
-        <w:tc>
-          <w:tcPr>
-            <w:tcW w:type="dxa" w:w="2754"/>
-            <w:tcMar>
-              <w:top w:type="dxa" w:w="24"/>
-              <w:left w:type="dxa" w:w="70"/>
-              <w:bottom w:type="dxa" w:w="24"/>
-              <w:right w:type="dxa" w:w="70"/>
-            </w:tcMar>
-          </w:tcPr>
-          <w:p>
-            <w:pPr>
-              <w:spacing w:after="0" w:line="200"/>
-              <w:jc w:val="left"/>
-            </w:pPr>
-            <w:r>
-              <w:rPr>
-                <w:color w:val="000000"/>
-                <w:sz w:val="15"/>
-                <w:szCs w:val="15"/>
-              </w:rPr>
-              <w:t xml:space="preserve">USD / baril</w:t>
-            </w:r>
-          </w:p>
-        </w:tc>
-      </w:tr>
-      <w:tr>
-        <w:tc>
-          <w:tcPr>
-            <w:tcW w:type="dxa" w:w="4300"/>
-            <w:shd w:fill="F2F2F2" w:color="auto" w:val="clear"/>
-            <w:tcMar>
-              <w:top w:type="dxa" w:w="24"/>
-              <w:left w:type="dxa" w:w="70"/>
-              <w:bottom w:type="dxa" w:w="24"/>
-              <w:right w:type="dxa" w:w="70"/>
-            </w:tcMar>
-          </w:tcPr>
-          <w:p>
-            <w:pPr>
-              <w:spacing w:after="0" w:line="200"/>
-              <w:jc w:val="left"/>
-            </w:pPr>
-            <w:r>
-              <w:rPr>
-                <w:color w:val="000000"/>
-                <w:sz w:val="15"/>
-                <w:szCs w:val="15"/>
-              </w:rPr>
-              <w:t xml:space="preserve">Pétrole brut, Dubaï</w:t>
-            </w:r>
-          </w:p>
-        </w:tc>
-        <w:tc>
-          <w:tcPr>
-            <w:tcW w:type="dxa" w:w="2300"/>
-            <w:shd w:fill="F2F2F2" w:color="auto" w:val="clear"/>
-            <w:tcMar>
-              <w:top w:type="dxa" w:w="24"/>
-              <w:left w:type="dxa" w:w="70"/>
-              <w:bottom w:type="dxa" w:w="24"/>
-              <w:right w:type="dxa" w:w="70"/>
-            </w:tcMar>
-          </w:tcPr>
-          <w:p>
-            <w:pPr>
-              <w:spacing w:after="0" w:line="200"/>
-              <w:jc w:val="left"/>
-            </w:pPr>
-            <w:r>
-              <w:rPr>
-                <w:rFonts w:ascii="Consolas" w:cs="Consolas" w:eastAsia="Consolas" w:hAnsi="Consolas"/>
-                <w:color w:val="000000"/>
-                <w:sz w:val="15"/>
-                <w:szCs w:val="15"/>
-              </w:rPr>
-              <w:t xml:space="preserve">POILDUB</w:t>
-            </w:r>
-          </w:p>
-        </w:tc>
-        <w:tc>
-          <w:tcPr>
-            <w:tcW w:type="dxa" w:w="2754"/>
-            <w:shd w:fill="F2F2F2" w:color="auto" w:val="clear"/>
-            <w:tcMar>
-              <w:top w:type="dxa" w:w="24"/>
-              <w:left w:type="dxa" w:w="70"/>
-              <w:bottom w:type="dxa" w:w="24"/>
-              <w:right w:type="dxa" w:w="70"/>
-            </w:tcMar>
-          </w:tcPr>
-          <w:p>
-            <w:pPr>
-              <w:spacing w:after="0" w:line="200"/>
-              <w:jc w:val="left"/>
-            </w:pPr>
-            <w:r>
-              <w:rPr>
-                <w:color w:val="000000"/>
-                <w:sz w:val="15"/>
-                <w:szCs w:val="15"/>
-              </w:rPr>
-              <w:t xml:space="preserve">USD / baril</w:t>
-            </w:r>
-          </w:p>
-        </w:tc>
-      </w:tr>
-      <w:tr>
-        <w:tc>
-          <w:tcPr>
-            <w:tcW w:type="dxa" w:w="4300"/>
-            <w:tcMar>
-              <w:top w:type="dxa" w:w="24"/>
-              <w:left w:type="dxa" w:w="70"/>
-              <w:bottom w:type="dxa" w:w="24"/>
-              <w:right w:type="dxa" w:w="70"/>
-            </w:tcMar>
-          </w:tcPr>
-          <w:p>
-            <w:pPr>
-              <w:spacing w:after="0" w:line="200"/>
-              <w:jc w:val="left"/>
-            </w:pPr>
-            <w:r>
-              <w:rPr>
-                <w:color w:val="000000"/>
-                <w:sz w:val="15"/>
-                <w:szCs w:val="15"/>
-              </w:rPr>
-              <w:t xml:space="preserve">Pétrole brut, WTI</w:t>
-            </w:r>
-          </w:p>
-        </w:tc>
-        <w:tc>
-          <w:tcPr>
-            <w:tcW w:type="dxa" w:w="2300"/>
-            <w:tcMar>
-              <w:top w:type="dxa" w:w="24"/>
-              <w:left w:type="dxa" w:w="70"/>
-              <w:bottom w:type="dxa" w:w="24"/>
-              <w:right w:type="dxa" w:w="70"/>
-            </w:tcMar>
-          </w:tcPr>
-          <w:p>
-            <w:pPr>
-              <w:spacing w:after="0" w:line="200"/>
-              <w:jc w:val="left"/>
-            </w:pPr>
-            <w:r>
-              <w:rPr>
-                <w:rFonts w:ascii="Consolas" w:cs="Consolas" w:eastAsia="Consolas" w:hAnsi="Consolas"/>
-                <w:color w:val="000000"/>
-                <w:sz w:val="15"/>
-                <w:szCs w:val="15"/>
-              </w:rPr>
-              <w:t xml:space="preserve">POILWTI</w:t>
-            </w:r>
-          </w:p>
-        </w:tc>
-        <w:tc>
-          <w:tcPr>
-            <w:tcW w:type="dxa" w:w="2754"/>
-            <w:tcMar>
-              <w:top w:type="dxa" w:w="24"/>
-              <w:left w:type="dxa" w:w="70"/>
-              <w:bottom w:type="dxa" w:w="24"/>
-              <w:right w:type="dxa" w:w="70"/>
-            </w:tcMar>
-          </w:tcPr>
-          <w:p>
-            <w:pPr>
-              <w:spacing w:after="0" w:line="200"/>
-              <w:jc w:val="left"/>
-            </w:pPr>
-            <w:r>
-              <w:rPr>
-                <w:color w:val="000000"/>
-                <w:sz w:val="15"/>
-                <w:szCs w:val="15"/>
-              </w:rPr>
-              <w:t xml:space="preserve">USD / baril</w:t>
-            </w:r>
-          </w:p>
-        </w:tc>
-      </w:tr>
-      <w:tr>
-        <w:tc>
-          <w:tcPr>
-            <w:tcW w:type="dxa" w:w="4300"/>
-            <w:shd w:fill="F2F2F2" w:color="auto" w:val="clear"/>
-            <w:tcMar>
-              <w:top w:type="dxa" w:w="24"/>
-              <w:left w:type="dxa" w:w="70"/>
-              <w:bottom w:type="dxa" w:w="24"/>
-              <w:right w:type="dxa" w:w="70"/>
-            </w:tcMar>
-          </w:tcPr>
-          <w:p>
-            <w:pPr>
-              <w:spacing w:after="0" w:line="200"/>
-              <w:jc w:val="left"/>
-            </w:pPr>
-            <w:r>
-              <w:rPr>
-                <w:color w:val="000000"/>
-                <w:sz w:val="15"/>
-                <w:szCs w:val="15"/>
-              </w:rPr>
-              <w:t xml:space="preserve">Riz</w:t>
-            </w:r>
-          </w:p>
-        </w:tc>
-        <w:tc>
-          <w:tcPr>
-            <w:tcW w:type="dxa" w:w="2300"/>
-            <w:shd w:fill="F2F2F2" w:color="auto" w:val="clear"/>
-            <w:tcMar>
-              <w:top w:type="dxa" w:w="24"/>
-              <w:left w:type="dxa" w:w="70"/>
-              <w:bottom w:type="dxa" w:w="24"/>
-              <w:right w:type="dxa" w:w="70"/>
-            </w:tcMar>
-          </w:tcPr>
-          <w:p>
-            <w:pPr>
-              <w:spacing w:after="0" w:line="200"/>
-              <w:jc w:val="left"/>
-            </w:pPr>
-            <w:r>
-              <w:rPr>
-                <w:rFonts w:ascii="Consolas" w:cs="Consolas" w:eastAsia="Consolas" w:hAnsi="Consolas"/>
-                <w:color w:val="000000"/>
-                <w:sz w:val="15"/>
-                <w:szCs w:val="15"/>
-              </w:rPr>
-              <w:t xml:space="preserve">PRICENPQ</w:t>
-            </w:r>
-          </w:p>
-        </w:tc>
-        <w:tc>
-          <w:tcPr>
-            <w:tcW w:type="dxa" w:w="2754"/>
-            <w:shd w:fill="F2F2F2" w:color="auto" w:val="clear"/>
-            <w:tcMar>
-              <w:top w:type="dxa" w:w="24"/>
-              <w:left w:type="dxa" w:w="70"/>
-              <w:bottom w:type="dxa" w:w="24"/>
-              <w:right w:type="dxa" w:w="70"/>
-            </w:tcMar>
-          </w:tcPr>
-          <w:p>
-            <w:pPr>
-              <w:spacing w:after="0" w:line="200"/>
-              <w:jc w:val="left"/>
-            </w:pPr>
-            <w:r>
-              <w:rPr>
-                <w:color w:val="000000"/>
-                <w:sz w:val="15"/>
-                <w:szCs w:val="15"/>
-              </w:rPr>
-              <w:t xml:space="preserve">USD / tonne</w:t>
-            </w:r>
-          </w:p>
-        </w:tc>
-      </w:tr>
-      <w:tr>
-        <w:tc>
-          <w:tcPr>
-            <w:tcW w:type="dxa" w:w="4300"/>
-            <w:tcMar>
-              <w:top w:type="dxa" w:w="24"/>
-              <w:left w:type="dxa" w:w="70"/>
-              <w:bottom w:type="dxa" w:w="24"/>
-              <w:right w:type="dxa" w:w="70"/>
-            </w:tcMar>
-          </w:tcPr>
-          <w:p>
-            <w:pPr>
-              <w:spacing w:after="0" w:line="200"/>
-              <w:jc w:val="left"/>
-            </w:pPr>
-            <w:r>
-              <w:rPr>
-                <w:color w:val="000000"/>
-                <w:sz w:val="15"/>
-                <w:szCs w:val="15"/>
-              </w:rPr>
-              <w:t xml:space="preserve">Sciages de bois dur</w:t>
-            </w:r>
-          </w:p>
-        </w:tc>
-        <w:tc>
-          <w:tcPr>
-            <w:tcW w:type="dxa" w:w="2300"/>
-            <w:tcMar>
-              <w:top w:type="dxa" w:w="24"/>
-              <w:left w:type="dxa" w:w="70"/>
-              <w:bottom w:type="dxa" w:w="24"/>
-              <w:right w:type="dxa" w:w="70"/>
-            </w:tcMar>
-          </w:tcPr>
-          <w:p>
-            <w:pPr>
-              <w:spacing w:after="0" w:line="200"/>
-              <w:jc w:val="left"/>
-            </w:pPr>
-            <w:r>
-              <w:rPr>
-                <w:rFonts w:ascii="Consolas" w:cs="Consolas" w:eastAsia="Consolas" w:hAnsi="Consolas"/>
-                <w:color w:val="000000"/>
-                <w:sz w:val="15"/>
-                <w:szCs w:val="15"/>
-              </w:rPr>
-              <w:t xml:space="preserve">PSAWMAL</w:t>
-            </w:r>
-          </w:p>
-        </w:tc>
-        <w:tc>
-          <w:tcPr>
-            <w:tcW w:type="dxa" w:w="2754"/>
-            <w:tcMar>
-              <w:top w:type="dxa" w:w="24"/>
-              <w:left w:type="dxa" w:w="70"/>
-              <w:bottom w:type="dxa" w:w="24"/>
-              <w:right w:type="dxa" w:w="70"/>
-            </w:tcMar>
-          </w:tcPr>
-          <w:p>
-            <w:pPr>
-              <w:spacing w:after="0" w:line="200"/>
-              <w:jc w:val="left"/>
-            </w:pPr>
-            <w:r>
-              <w:rPr>
-                <w:color w:val="000000"/>
-                <w:sz w:val="15"/>
-                <w:szCs w:val="15"/>
-              </w:rPr>
-              <w:t xml:space="preserve">USD / m3</w:t>
-            </w:r>
-          </w:p>
-        </w:tc>
-      </w:tr>
-      <w:tr>
-        <w:tc>
-          <w:tcPr>
-            <w:tcW w:type="dxa" w:w="4300"/>
-            <w:shd w:fill="F2F2F2" w:color="auto" w:val="clear"/>
-            <w:tcMar>
-              <w:top w:type="dxa" w:w="24"/>
-              <w:left w:type="dxa" w:w="70"/>
-              <w:bottom w:type="dxa" w:w="24"/>
-              <w:right w:type="dxa" w:w="70"/>
-            </w:tcMar>
-          </w:tcPr>
-          <w:p>
-            <w:pPr>
-              <w:spacing w:after="0" w:line="200"/>
-              <w:jc w:val="left"/>
-            </w:pPr>
-            <w:r>
-              <w:rPr>
-                <w:color w:val="000000"/>
-                <w:sz w:val="15"/>
-                <w:szCs w:val="15"/>
-              </w:rPr>
-              <w:t xml:space="preserve">Sucre</w:t>
-            </w:r>
-          </w:p>
-        </w:tc>
-        <w:tc>
-          <w:tcPr>
-            <w:tcW w:type="dxa" w:w="2300"/>
-            <w:shd w:fill="F2F2F2" w:color="auto" w:val="clear"/>
-            <w:tcMar>
-              <w:top w:type="dxa" w:w="24"/>
-              <w:left w:type="dxa" w:w="70"/>
-              <w:bottom w:type="dxa" w:w="24"/>
-              <w:right w:type="dxa" w:w="70"/>
-            </w:tcMar>
-          </w:tcPr>
-          <w:p>
-            <w:pPr>
-              <w:spacing w:after="0" w:line="200"/>
-              <w:jc w:val="left"/>
-            </w:pPr>
-            <w:r>
-              <w:rPr>
-                <w:rFonts w:ascii="Consolas" w:cs="Consolas" w:eastAsia="Consolas" w:hAnsi="Consolas"/>
-                <w:color w:val="000000"/>
-                <w:sz w:val="15"/>
-                <w:szCs w:val="15"/>
-              </w:rPr>
-              <w:t xml:space="preserve">PSUGAISA</w:t>
-            </w:r>
-          </w:p>
-        </w:tc>
-        <w:tc>
-          <w:tcPr>
-            <w:tcW w:type="dxa" w:w="2754"/>
-            <w:shd w:fill="F2F2F2" w:color="auto" w:val="clear"/>
-            <w:tcMar>
-              <w:top w:type="dxa" w:w="24"/>
-              <w:left w:type="dxa" w:w="70"/>
-              <w:bottom w:type="dxa" w:w="24"/>
-              <w:right w:type="dxa" w:w="70"/>
-            </w:tcMar>
-          </w:tcPr>
-          <w:p>
-            <w:pPr>
-              <w:spacing w:after="0" w:line="200"/>
-              <w:jc w:val="left"/>
-            </w:pPr>
-            <w:r>
-              <w:rPr>
-                <w:color w:val="000000"/>
-                <w:sz w:val="15"/>
-                <w:szCs w:val="15"/>
-              </w:rPr>
-              <w:t xml:space="preserve">cents US / livre</w:t>
-            </w:r>
-          </w:p>
-        </w:tc>
-      </w:tr>
-    </w:tbl>
-    <w:p>
-      <w:pPr>
-        <w:spacing w:after="180" w:before="70"/>
-      </w:pPr>
-      <w:r>
-        <w:rPr>
-          <w:i/>
-          <w:iCs/>
-          <w:color w:val="5C6672"/>
-          <w:sz w:val="16"/>
-          <w:szCs w:val="16"/>
-        </w:rPr>
-        <w:t xml:space="preserve">Source : FMI · PCPS</w:t>
-      </w:r>
-    </w:p>
-    <w:p>
-      <w:pPr>
-        <w:spacing w:after="160" w:line="288"/>
-        <w:jc w:val="both"/>
-      </w:pPr>
-      <w:r>
-        <w:rPr>
-          <w:b w:val="false"/>
-          <w:bCs w:val="false"/>
-          <w:i w:val="false"/>
-          <w:iCs w:val="false"/>
-          <w:sz w:val="21"/>
-          <w:szCs w:val="21"/>
-        </w:rPr>
-        <w:t xml:space="preserve"/>
+        <w:t xml:space="preserve">Les tableaux qui suivent recensent les 313 indicateurs actifs, par catégorie. Le code de collecte est celui utilisé auprès du fournisseur : il ne doit pas être modifié. Sauf mention contraire, la fréquence est annuelle ; les cours de produits de base sont mensuels et doublés d'une moyenne annuelle.</w:t>
       </w:r>
     </w:p>
     <w:p>
@@ -36362,7 +33949,7 @@
           <w:sz w:val="17"/>
           <w:szCs w:val="17"/>
         </w:rPr>
-        <w:t xml:space="preserve">Table 10. Fréquences reconnues</w:t>
+        <w:t xml:space="preserve">Table 9. Fréquences reconnues</w:t>
       </w:r>
     </w:p>
     <w:p>
@@ -37131,7 +34718,7 @@
           <w:sz w:val="17"/>
           <w:szCs w:val="17"/>
         </w:rPr>
-        <w:t xml:space="preserve">Table 11. Termes employés dans ce manuel</w:t>
+        <w:t xml:space="preserve">Table 10. Termes employés dans ce manuel</w:t>
       </w:r>
     </w:p>
     <w:p>
@@ -37412,7 +34999,7 @@
         <w:sz w:val="17"/>
         <w:szCs w:val="17"/>
       </w:rPr>
-      <w:t xml:space="preserve">OPESc+ 2.0, manuel d'utilisation</w:t>
+      <w:t xml:space="preserve">OPESc+ 2.1, manuel d'utilisation</w:t>
     </w:r>
     <w:r>
       <w:rPr>
